--- a/Resume.docx
+++ b/Resume.docx
@@ -1,6 +1,6 @@
 
 <file path=word/document.xml><?xml version="1.0" encoding="utf-8"?>
-<w:document xmlns:wpc="http://schemas.microsoft.com/office/word/2010/wordprocessingCanvas" xmlns:cx="http://schemas.microsoft.com/office/drawing/2014/chartex" xmlns:cx1="http://schemas.microsoft.com/office/drawing/2015/9/8/chartex" xmlns:cx2="http://schemas.microsoft.com/office/drawing/2015/10/21/chartex" xmlns:cx3="http://schemas.microsoft.com/office/drawing/2016/5/9/chartex" xmlns:cx4="http://schemas.microsoft.com/office/drawing/2016/5/10/chartex" xmlns:cx5="http://schemas.microsoft.com/office/drawing/2016/5/11/chartex" xmlns:cx6="http://schemas.microsoft.com/office/drawing/2016/5/12/chartex" xmlns:cx7="http://schemas.microsoft.com/office/drawing/2016/5/13/chartex" xmlns:cx8="http://schemas.microsoft.com/office/drawing/2016/5/14/chartex" xmlns:mc="http://schemas.openxmlformats.org/markup-compatibility/2006" xmlns:aink="http://schemas.microsoft.com/office/drawing/2016/ink" xmlns:am3d="http://schemas.microsoft.com/office/drawing/2017/model3d" xmlns:o="urn:schemas-microsoft-com:office:office" xmlns:r="http://schemas.openxmlformats.org/officeDocument/2006/relationships" xmlns:m="http://schemas.openxmlformats.org/officeDocument/2006/math" xmlns:v="urn:schemas-microsoft-com:vml" xmlns:wp14="http://schemas.microsoft.com/office/word/2010/wordprocessingDrawing" xmlns:wp="http://schemas.openxmlformats.org/drawingml/2006/wordprocessingDrawing" xmlns:w10="urn:schemas-microsoft-com:office:word" xmlns:w="http://schemas.openxmlformats.org/wordprocessingml/2006/main" xmlns:w14="http://schemas.microsoft.com/office/word/2010/wordml" xmlns:w15="http://schemas.microsoft.com/office/word/2012/wordml" xmlns:w16cid="http://schemas.microsoft.com/office/word/2016/wordml/cid" xmlns:w16se="http://schemas.microsoft.com/office/word/2015/wordml/symex" xmlns:wpg="http://schemas.microsoft.com/office/word/2010/wordprocessingGroup" xmlns:wpi="http://schemas.microsoft.com/office/word/2010/wordprocessingInk" xmlns:wne="http://schemas.microsoft.com/office/word/2006/wordml" xmlns:wps="http://schemas.microsoft.com/office/word/2010/wordprocessingShape" mc:Ignorable="w14 w15 w16se w16cid wp14">
+<w:document xmlns:wpc="http://schemas.microsoft.com/office/word/2010/wordprocessingCanvas" xmlns:cx="http://schemas.microsoft.com/office/drawing/2014/chartex" xmlns:cx1="http://schemas.microsoft.com/office/drawing/2015/9/8/chartex" xmlns:cx2="http://schemas.microsoft.com/office/drawing/2015/10/21/chartex" xmlns:cx3="http://schemas.microsoft.com/office/drawing/2016/5/9/chartex" xmlns:cx4="http://schemas.microsoft.com/office/drawing/2016/5/10/chartex" xmlns:cx5="http://schemas.microsoft.com/office/drawing/2016/5/11/chartex" xmlns:cx6="http://schemas.microsoft.com/office/drawing/2016/5/12/chartex" xmlns:cx7="http://schemas.microsoft.com/office/drawing/2016/5/13/chartex" xmlns:cx8="http://schemas.microsoft.com/office/drawing/2016/5/14/chartex" xmlns:mc="http://schemas.openxmlformats.org/markup-compatibility/2006" xmlns:aink="http://schemas.microsoft.com/office/drawing/2016/ink" xmlns:am3d="http://schemas.microsoft.com/office/drawing/2017/model3d" xmlns:o="urn:schemas-microsoft-com:office:office" xmlns:oel="http://schemas.microsoft.com/office/2019/extlst" xmlns:r="http://schemas.openxmlformats.org/officeDocument/2006/relationships" xmlns:m="http://schemas.openxmlformats.org/officeDocument/2006/math" xmlns:v="urn:schemas-microsoft-com:vml" xmlns:wp14="http://schemas.microsoft.com/office/word/2010/wordprocessingDrawing" xmlns:wp="http://schemas.openxmlformats.org/drawingml/2006/wordprocessingDrawing" xmlns:w10="urn:schemas-microsoft-com:office:word" xmlns:w="http://schemas.openxmlformats.org/wordprocessingml/2006/main" xmlns:w14="http://schemas.microsoft.com/office/word/2010/wordml" xmlns:w15="http://schemas.microsoft.com/office/word/2012/wordml" xmlns:w16cex="http://schemas.microsoft.com/office/word/2018/wordml/cex" xmlns:w16cid="http://schemas.microsoft.com/office/word/2016/wordml/cid" xmlns:w16="http://schemas.microsoft.com/office/word/2018/wordml" xmlns:w16du="http://schemas.microsoft.com/office/word/2023/wordml/word16du" xmlns:w16sdtdh="http://schemas.microsoft.com/office/word/2020/wordml/sdtdatahash" xmlns:w16sdtfl="http://schemas.microsoft.com/office/word/2024/wordml/sdtformatlock" xmlns:w16se="http://schemas.microsoft.com/office/word/2015/wordml/symex" xmlns:wpg="http://schemas.microsoft.com/office/word/2010/wordprocessingGroup" xmlns:wpi="http://schemas.microsoft.com/office/word/2010/wordprocessingInk" xmlns:wne="http://schemas.microsoft.com/office/word/2006/wordml" xmlns:wps="http://schemas.microsoft.com/office/word/2010/wordprocessingShape" mc:Ignorable="w14 w15 w16se w16cid w16 w16cex w16sdtdh w16sdtfl w16du wp14">
   <w:body>
     <w:p>
       <w:pPr>
@@ -22,33 +22,23 @@
           <w:spacing w:val="40"/>
           <w:sz w:val="44"/>
         </w:rPr>
-        <w:t xml:space="preserve"> </w:t>
-      </w:r>
-      <w:r>
+        <w:t>Aryan Gupta</w:t>
+      </w:r>
+    </w:p>
+    <w:p>
+      <w:pPr>
+        <w:spacing w:after="80" w:line="240" w:lineRule="auto"/>
+        <w:jc w:val="center"/>
         <w:rPr>
           <w:rFonts w:ascii="Arial" w:hAnsi="Arial" w:cs="Arial"/>
           <w:b/>
           <w:color w:val="7030A0"/>
-          <w:spacing w:val="40"/>
-          <w:sz w:val="44"/>
-        </w:rPr>
-        <w:t>Aryan Gupta</w:t>
-      </w:r>
-    </w:p>
-    <w:p>
-      <w:pPr>
-        <w:spacing w:after="80" w:line="240" w:lineRule="auto"/>
-        <w:jc w:val="center"/>
-        <w:rPr>
-          <w:rFonts w:ascii="Arial" w:hAnsi="Arial" w:cs="Arial"/>
-          <w:b/>
-          <w:color w:val="7030A0"/>
         </w:rPr>
       </w:pPr>
       <w:r>
         <w:rPr>
           <w:rStyle w:val="Hyperlink"/>
-          <w:rFonts w:ascii="Font Awesome 5 Free Solid" w:hAnsi="Font Awesome 5 Free Solid" w:cs="Arial"/>
+          <w:rFonts w:ascii="Font Awesome 6 Free Solid" w:hAnsi="Font Awesome 6 Free Solid" w:cs="Arial"/>
           <w:color w:val="808080" w:themeColor="background1" w:themeShade="80"/>
           <w:u w:val="none"/>
         </w:rPr>
@@ -88,7 +78,7 @@
           <w:color w:val="808080" w:themeColor="background1" w:themeShade="80"/>
           <w:u w:val="none"/>
         </w:rPr>
-        <w:t xml:space="preserve">         </w:t>
+        <w:t xml:space="preserve">    </w:t>
       </w:r>
       <w:r>
         <w:rPr>
@@ -102,11 +92,11 @@
       <w:r>
         <w:rPr>
           <w:rStyle w:val="Hyperlink"/>
-          <w:rFonts w:ascii="Font Awesome 5 Free Solid" w:hAnsi="Font Awesome 5 Free Solid" w:cs="Arial"/>
+          <w:rFonts w:ascii="Arial" w:hAnsi="Arial" w:cs="Arial"/>
           <w:color w:val="808080" w:themeColor="background1" w:themeShade="80"/>
           <w:u w:val="none"/>
         </w:rPr>
-        <w:t></w:t>
+        <w:t xml:space="preserve">   </w:t>
       </w:r>
       <w:r>
         <w:rPr>
@@ -120,11 +110,11 @@
       <w:r>
         <w:rPr>
           <w:rStyle w:val="Hyperlink"/>
-          <w:rFonts w:ascii="Arial" w:hAnsi="Arial" w:cs="Arial"/>
+          <w:rFonts w:ascii="Font Awesome 6 Free Solid" w:hAnsi="Font Awesome 6 Free Solid" w:cs="Arial"/>
           <w:color w:val="808080" w:themeColor="background1" w:themeShade="80"/>
           <w:u w:val="none"/>
         </w:rPr>
-        <w:t>agupta40@uncc.edu</w:t>
+        <w:t></w:t>
       </w:r>
       <w:r>
         <w:rPr>
@@ -133,7 +123,7 @@
           <w:color w:val="808080" w:themeColor="background1" w:themeShade="80"/>
           <w:u w:val="none"/>
         </w:rPr>
-        <w:t xml:space="preserve">  </w:t>
+        <w:t xml:space="preserve"> </w:t>
       </w:r>
       <w:r>
         <w:rPr>
@@ -142,7 +132,7 @@
           <w:color w:val="808080" w:themeColor="background1" w:themeShade="80"/>
           <w:u w:val="none"/>
         </w:rPr>
-        <w:t xml:space="preserve">  </w:t>
+        <w:t>agupta40@charlotte.edu</w:t>
       </w:r>
       <w:r>
         <w:rPr>
@@ -151,7 +141,7 @@
           <w:color w:val="808080" w:themeColor="background1" w:themeShade="80"/>
           <w:u w:val="none"/>
         </w:rPr>
-        <w:t xml:space="preserve">   </w:t>
+        <w:t xml:space="preserve">        </w:t>
       </w:r>
       <w:r>
         <w:rPr>
@@ -160,67 +150,67 @@
           <w:color w:val="808080" w:themeColor="background1" w:themeShade="80"/>
           <w:u w:val="none"/>
         </w:rPr>
-        <w:t xml:space="preserve">  </w:t>
+        <w:t xml:space="preserve"> </w:t>
       </w:r>
       <w:r>
         <w:rPr>
           <w:rStyle w:val="Hyperlink"/>
-          <w:rFonts w:ascii="Arial" w:hAnsi="Arial" w:cs="Arial"/>
+          <w:rFonts w:ascii="Font Awesome 6 Free Solid" w:hAnsi="Font Awesome 6 Free Solid" w:cs="Arial"/>
           <w:color w:val="808080" w:themeColor="background1" w:themeShade="80"/>
           <w:u w:val="none"/>
         </w:rPr>
+        <w:t></w:t>
+      </w:r>
+      <w:r>
+        <w:rPr>
+          <w:rFonts w:ascii="Arial" w:hAnsi="Arial" w:cs="Arial"/>
+          <w:color w:val="808080" w:themeColor="background1" w:themeShade="80"/>
+        </w:rPr>
         <w:t xml:space="preserve"> </w:t>
       </w:r>
       <w:r>
         <w:rPr>
+          <w:rFonts w:ascii="Arial" w:hAnsi="Arial" w:cs="Arial"/>
+          <w:color w:val="808080" w:themeColor="background1" w:themeShade="80"/>
+        </w:rPr>
+        <w:t>980</w:t>
+      </w:r>
+      <w:r>
+        <w:rPr>
+          <w:rFonts w:ascii="Arial" w:hAnsi="Arial" w:cs="Arial"/>
+          <w:color w:val="808080" w:themeColor="background1" w:themeShade="80"/>
+        </w:rPr>
+        <w:t>-</w:t>
+      </w:r>
+      <w:r>
+        <w:rPr>
+          <w:rFonts w:ascii="Arial" w:hAnsi="Arial" w:cs="Arial"/>
+          <w:color w:val="808080" w:themeColor="background1" w:themeShade="80"/>
+        </w:rPr>
+        <w:t>666</w:t>
+      </w:r>
+      <w:r>
+        <w:rPr>
+          <w:rFonts w:ascii="Arial" w:hAnsi="Arial" w:cs="Arial"/>
+          <w:color w:val="808080" w:themeColor="background1" w:themeShade="80"/>
+        </w:rPr>
+        <w:t>-</w:t>
+      </w:r>
+      <w:r>
+        <w:rPr>
+          <w:rFonts w:ascii="Arial" w:hAnsi="Arial" w:cs="Arial"/>
+          <w:color w:val="808080" w:themeColor="background1" w:themeShade="80"/>
+        </w:rPr>
+        <w:t>0648</w:t>
+      </w:r>
+      <w:r>
+        <w:rPr>
           <w:rStyle w:val="Hyperlink"/>
-          <w:rFonts w:ascii="Font Awesome 5 Free Solid" w:hAnsi="Font Awesome 5 Free Solid" w:cs="Arial"/>
+          <w:rFonts w:ascii="Arial" w:hAnsi="Arial" w:cs="Arial"/>
           <w:color w:val="808080" w:themeColor="background1" w:themeShade="80"/>
           <w:u w:val="none"/>
         </w:rPr>
-        <w:t></w:t>
-      </w:r>
-      <w:r>
-        <w:rPr>
-          <w:rFonts w:ascii="Arial" w:hAnsi="Arial" w:cs="Arial"/>
-          <w:color w:val="808080" w:themeColor="background1" w:themeShade="80"/>
-        </w:rPr>
-        <w:t xml:space="preserve"> </w:t>
-      </w:r>
-      <w:r>
-        <w:rPr>
-          <w:rFonts w:ascii="Arial" w:hAnsi="Arial" w:cs="Arial"/>
-          <w:color w:val="808080" w:themeColor="background1" w:themeShade="80"/>
-        </w:rPr>
-        <w:t>980</w:t>
-      </w:r>
-      <w:r>
-        <w:rPr>
-          <w:rFonts w:ascii="Arial" w:hAnsi="Arial" w:cs="Arial"/>
-          <w:color w:val="808080" w:themeColor="background1" w:themeShade="80"/>
-        </w:rPr>
-        <w:t>-</w:t>
-      </w:r>
-      <w:r>
-        <w:rPr>
-          <w:rFonts w:ascii="Arial" w:hAnsi="Arial" w:cs="Arial"/>
-          <w:color w:val="808080" w:themeColor="background1" w:themeShade="80"/>
-        </w:rPr>
-        <w:t>666</w:t>
-      </w:r>
-      <w:r>
-        <w:rPr>
-          <w:rFonts w:ascii="Arial" w:hAnsi="Arial" w:cs="Arial"/>
-          <w:color w:val="808080" w:themeColor="background1" w:themeShade="80"/>
-        </w:rPr>
-        <w:t>-</w:t>
-      </w:r>
-      <w:r>
-        <w:rPr>
-          <w:rFonts w:ascii="Arial" w:hAnsi="Arial" w:cs="Arial"/>
-          <w:color w:val="808080" w:themeColor="background1" w:themeShade="80"/>
-        </w:rPr>
-        <w:t>0648</w:t>
+        <w:t xml:space="preserve">         </w:t>
       </w:r>
       <w:r>
         <w:rPr>
@@ -229,20 +219,11 @@
           <w:color w:val="808080" w:themeColor="background1" w:themeShade="80"/>
           <w:u w:val="none"/>
         </w:rPr>
-        <w:t xml:space="preserve">         </w:t>
-      </w:r>
-      <w:r>
-        <w:rPr>
-          <w:rStyle w:val="Hyperlink"/>
-          <w:rFonts w:ascii="Arial" w:hAnsi="Arial" w:cs="Arial"/>
-          <w:color w:val="808080" w:themeColor="background1" w:themeShade="80"/>
-          <w:u w:val="none"/>
-        </w:rPr>
         <w:t xml:space="preserve"> </w:t>
       </w:r>
       <w:r>
         <w:rPr>
-          <w:rFonts w:ascii="Font Awesome 5 Free Solid" w:hAnsi="Font Awesome 5 Free Solid" w:cs="Arial"/>
+          <w:rFonts w:ascii="Font Awesome 6 Free Solid" w:hAnsi="Font Awesome 6 Free Solid" w:cs="Arial"/>
           <w:b/>
           <w:color w:val="808080" w:themeColor="background1" w:themeShade="80"/>
         </w:rPr>
@@ -275,6 +256,9 @@
         <w:pBdr>
           <w:bottom w:val="single" w:sz="4" w:space="1" w:color="auto"/>
         </w:pBdr>
+        <w:tabs>
+          <w:tab w:val="right" w:pos="10800"/>
+        </w:tabs>
         <w:spacing w:before="120" w:after="40" w:line="240" w:lineRule="auto"/>
         <w:rPr>
           <w:rFonts w:ascii="Arial" w:hAnsi="Arial" w:cs="Arial"/>
@@ -301,6 +285,37 @@
         </w:rPr>
         <w:t>DUCATION</w:t>
       </w:r>
+      <w:r>
+        <w:rPr>
+          <w:rFonts w:ascii="Arial" w:hAnsi="Arial" w:cs="Arial"/>
+          <w:b/>
+          <w:color w:val="7030A0"/>
+          <w:sz w:val="24"/>
+        </w:rPr>
+        <w:tab/>
+      </w:r>
+      <w:bookmarkStart w:id="0" w:name="_Hlk125537255"/>
+      <w:r>
+        <w:rPr>
+          <w:rFonts w:ascii="Arial" w:hAnsi="Arial" w:cs="Arial"/>
+          <w:bCs/>
+          <w:color w:val="AEAAAA" w:themeColor="background2" w:themeShade="BF"/>
+          <w:sz w:val="20"/>
+          <w:szCs w:val="20"/>
+        </w:rPr>
+        <w:t>transcripts available upon reques</w:t>
+      </w:r>
+      <w:r>
+        <w:rPr>
+          <w:rFonts w:ascii="Arial" w:hAnsi="Arial" w:cs="Arial"/>
+          <w:bCs/>
+          <w:color w:val="AEAAAA" w:themeColor="background2" w:themeShade="BF"/>
+          <w:sz w:val="20"/>
+          <w:szCs w:val="20"/>
+        </w:rPr>
+        <w:t>t</w:t>
+      </w:r>
+      <w:bookmarkEnd w:id="0"/>
     </w:p>
     <w:p>
       <w:pPr>
@@ -369,8 +384,6 @@
         </w:rPr>
         <w:t xml:space="preserve"> Engineering</w:t>
       </w:r>
-      <w:bookmarkStart w:id="0" w:name="_GoBack"/>
-      <w:bookmarkEnd w:id="0"/>
       <w:r>
         <w:rPr>
           <w:rFonts w:ascii="Arial" w:hAnsi="Arial" w:cs="Arial"/>
@@ -409,47 +422,7 @@
           <w:i/>
           <w:sz w:val="20"/>
         </w:rPr>
-        <w:t xml:space="preserve"> –</w:t>
-      </w:r>
-      <w:r>
-        <w:rPr>
-          <w:rFonts w:ascii="Arial" w:hAnsi="Arial" w:cs="Arial"/>
-          <w:i/>
-          <w:sz w:val="20"/>
-        </w:rPr>
-        <w:t xml:space="preserve"> </w:t>
-      </w:r>
-      <w:r>
-        <w:rPr>
-          <w:rFonts w:ascii="Arial" w:hAnsi="Arial" w:cs="Arial"/>
-          <w:i/>
-          <w:sz w:val="20"/>
-        </w:rPr>
-        <w:t>Dec</w:t>
-      </w:r>
-      <w:r>
-        <w:rPr>
-          <w:rFonts w:ascii="Arial" w:hAnsi="Arial" w:cs="Arial"/>
-          <w:i/>
-          <w:sz w:val="20"/>
-        </w:rPr>
-        <w:t>. 202</w:t>
-      </w:r>
-      <w:r>
-        <w:rPr>
-          <w:rFonts w:ascii="Arial" w:hAnsi="Arial" w:cs="Arial"/>
-          <w:i/>
-          <w:sz w:val="20"/>
-        </w:rPr>
-        <w:t>2</w:t>
-      </w:r>
-      <w:r>
-        <w:rPr>
-          <w:rFonts w:ascii="Arial" w:hAnsi="Arial" w:cs="Arial"/>
-          <w:i/>
-          <w:sz w:val="20"/>
-        </w:rPr>
-        <w:t xml:space="preserve"> (Expected)</w:t>
+        <w:t xml:space="preserve"> – Dec. 2024</w:t>
       </w:r>
     </w:p>
     <w:p>
@@ -731,6 +704,9 @@
         <w:pBdr>
           <w:bottom w:val="single" w:sz="6" w:space="1" w:color="auto"/>
         </w:pBdr>
+        <w:tabs>
+          <w:tab w:val="right" w:pos="10800"/>
+        </w:tabs>
         <w:spacing w:before="120" w:after="40" w:line="240" w:lineRule="auto"/>
         <w:rPr>
           <w:rFonts w:ascii="Arial" w:hAnsi="Arial" w:cs="Arial"/>
@@ -748,6 +724,27 @@
         </w:rPr>
         <w:t>WORK EXPERIENCE</w:t>
       </w:r>
+      <w:r>
+        <w:rPr>
+          <w:rFonts w:ascii="Arial" w:hAnsi="Arial" w:cs="Arial"/>
+          <w:b/>
+          <w:color w:val="7030A0"/>
+          <w:sz w:val="24"/>
+        </w:rPr>
+        <w:tab/>
+      </w:r>
+      <w:bookmarkStart w:id="1" w:name="_Hlk125537708"/>
+      <w:r>
+        <w:rPr>
+          <w:rFonts w:ascii="Arial" w:hAnsi="Arial" w:cs="Arial"/>
+          <w:bCs/>
+          <w:color w:val="AEAAAA" w:themeColor="background2" w:themeShade="BF"/>
+          <w:sz w:val="20"/>
+          <w:szCs w:val="20"/>
+        </w:rPr>
+        <w:t>references available upon request</w:t>
+      </w:r>
+      <w:bookmarkEnd w:id="1"/>
     </w:p>
     <w:p>
       <w:pPr>
@@ -758,14 +755,19 @@
         <w:ind w:left="360"/>
         <w:rPr>
           <w:rFonts w:ascii="Arial" w:hAnsi="Arial" w:cs="Arial"/>
-          <w:sz w:val="20"/>
-        </w:rPr>
-      </w:pPr>
-      <w:r>
-        <w:rPr>
-          <w:rFonts w:ascii="Arial" w:hAnsi="Arial" w:cs="Arial"/>
-        </w:rPr>
-        <w:t>Mosaic Computing / Personal Computer Support</w:t>
+        </w:rPr>
+      </w:pPr>
+      <w:r>
+        <w:rPr>
+          <w:rFonts w:ascii="Arial" w:hAnsi="Arial" w:cs="Arial"/>
+        </w:rPr>
+        <w:t>ENSCO Avionics</w:t>
+      </w:r>
+      <w:r>
+        <w:rPr>
+          <w:rFonts w:ascii="Arial" w:hAnsi="Arial" w:cs="Arial"/>
+        </w:rPr>
+        <w:t>, Inc.</w:t>
       </w:r>
     </w:p>
     <w:p>
@@ -778,25 +780,41 @@
         <w:rPr>
           <w:rFonts w:ascii="Arial" w:hAnsi="Arial" w:cs="Arial"/>
           <w:i/>
-          <w:sz w:val="20"/>
+          <w:iCs/>
+          <w:sz w:val="20"/>
+          <w:szCs w:val="20"/>
         </w:rPr>
       </w:pPr>
       <w:r>
         <w:rPr>
           <w:rFonts w:ascii="Arial" w:hAnsi="Arial" w:cs="Arial"/>
           <w:i/>
-          <w:sz w:val="20"/>
-        </w:rPr>
-        <w:t>IT System Administrator II</w:t>
+          <w:iCs/>
+          <w:sz w:val="20"/>
+          <w:szCs w:val="20"/>
+        </w:rPr>
+        <w:t>Embedded Software Engineer II</w:t>
       </w:r>
       <w:r>
         <w:rPr>
           <w:rFonts w:ascii="Arial" w:hAnsi="Arial" w:cs="Arial"/>
           <w:i/>
-          <w:sz w:val="20"/>
+          <w:iCs/>
+          <w:sz w:val="20"/>
+          <w:szCs w:val="20"/>
         </w:rPr>
         <w:tab/>
-        <w:t>Aug. 2021 – Present</w:t>
+        <w:t xml:space="preserve">Aug. 2022 – </w:t>
+      </w:r>
+      <w:r>
+        <w:rPr>
+          <w:rFonts w:ascii="Arial" w:hAnsi="Arial" w:cs="Arial"/>
+          <w:i/>
+          <w:iCs/>
+          <w:sz w:val="20"/>
+          <w:szCs w:val="20"/>
+        </w:rPr>
+        <w:t>May 2023</w:t>
       </w:r>
     </w:p>
     <w:p>
@@ -804,39 +822,259 @@
         <w:pStyle w:val="ListParagraph"/>
         <w:numPr>
           <w:ilvl w:val="0"/>
-          <w:numId w:val="35"/>
+          <w:numId w:val="36"/>
         </w:numPr>
+        <w:tabs>
+          <w:tab w:val="left" w:pos="360"/>
+        </w:tabs>
+        <w:spacing w:after="0" w:line="240" w:lineRule="auto"/>
+        <w:ind w:left="900" w:hanging="180"/>
+        <w:rPr>
+          <w:rFonts w:ascii="Arial" w:hAnsi="Arial" w:cs="Arial"/>
+          <w:sz w:val="20"/>
+          <w:szCs w:val="20"/>
+        </w:rPr>
+      </w:pPr>
+      <w:r>
+        <w:rPr>
+          <w:rFonts w:ascii="Arial" w:hAnsi="Arial" w:cs="Arial"/>
+          <w:sz w:val="20"/>
+          <w:szCs w:val="20"/>
+        </w:rPr>
+        <w:t>Design tests to verify functionality of the fuel inerting system on the Airbus A321-XLR aircraft</w:t>
+      </w:r>
+    </w:p>
+    <w:p>
+      <w:pPr>
+        <w:pStyle w:val="ListParagraph"/>
+        <w:numPr>
+          <w:ilvl w:val="0"/>
+          <w:numId w:val="36"/>
+        </w:numPr>
+        <w:tabs>
+          <w:tab w:val="left" w:pos="360"/>
+        </w:tabs>
+        <w:spacing w:after="0" w:line="240" w:lineRule="auto"/>
+        <w:ind w:left="900" w:hanging="180"/>
+        <w:rPr>
+          <w:rFonts w:ascii="Arial" w:hAnsi="Arial" w:cs="Arial"/>
+          <w:sz w:val="20"/>
+          <w:szCs w:val="20"/>
+        </w:rPr>
+      </w:pPr>
+      <w:r>
+        <w:rPr>
+          <w:rFonts w:ascii="Arial" w:hAnsi="Arial" w:cs="Arial"/>
+          <w:sz w:val="20"/>
+          <w:szCs w:val="20"/>
+        </w:rPr>
+        <w:t xml:space="preserve">Utilize HIL testing to verify ICU operation based on </w:t>
+      </w:r>
+      <w:r>
+        <w:rPr>
+          <w:rFonts w:ascii="Arial" w:hAnsi="Arial" w:cs="Arial"/>
+          <w:sz w:val="20"/>
+          <w:szCs w:val="20"/>
+        </w:rPr>
+        <w:t xml:space="preserve">the </w:t>
+      </w:r>
+      <w:r>
+        <w:rPr>
+          <w:rFonts w:ascii="Arial" w:hAnsi="Arial" w:cs="Arial"/>
+          <w:sz w:val="20"/>
+          <w:szCs w:val="20"/>
+        </w:rPr>
+        <w:t>DO-178C</w:t>
+      </w:r>
+      <w:r>
+        <w:rPr>
+          <w:rFonts w:ascii="Arial" w:hAnsi="Arial" w:cs="Arial"/>
+          <w:sz w:val="20"/>
+          <w:szCs w:val="20"/>
+        </w:rPr>
+        <w:t xml:space="preserve"> v</w:t>
+      </w:r>
+      <w:r>
+        <w:rPr>
+          <w:rFonts w:ascii="Arial" w:hAnsi="Arial" w:cs="Arial"/>
+          <w:sz w:val="20"/>
+          <w:szCs w:val="20"/>
+        </w:rPr>
+        <w:t xml:space="preserve">erification </w:t>
+      </w:r>
+      <w:r>
+        <w:rPr>
+          <w:rFonts w:ascii="Arial" w:hAnsi="Arial" w:cs="Arial"/>
+          <w:sz w:val="20"/>
+          <w:szCs w:val="20"/>
+        </w:rPr>
+        <w:t>p</w:t>
+      </w:r>
+      <w:r>
+        <w:rPr>
+          <w:rFonts w:ascii="Arial" w:hAnsi="Arial" w:cs="Arial"/>
+          <w:sz w:val="20"/>
+          <w:szCs w:val="20"/>
+        </w:rPr>
+        <w:t>rocess</w:t>
+      </w:r>
+    </w:p>
+    <w:p>
+      <w:pPr>
+        <w:pStyle w:val="ListParagraph"/>
+        <w:numPr>
+          <w:ilvl w:val="0"/>
+          <w:numId w:val="36"/>
+        </w:numPr>
+        <w:tabs>
+          <w:tab w:val="left" w:pos="360"/>
+        </w:tabs>
+        <w:spacing w:after="0" w:line="240" w:lineRule="auto"/>
+        <w:ind w:left="900" w:hanging="180"/>
+        <w:rPr>
+          <w:rFonts w:ascii="Arial" w:hAnsi="Arial" w:cs="Arial"/>
+          <w:sz w:val="20"/>
+          <w:szCs w:val="20"/>
+        </w:rPr>
+      </w:pPr>
+      <w:r>
+        <w:rPr>
+          <w:rFonts w:ascii="Arial" w:hAnsi="Arial" w:cs="Arial"/>
+          <w:sz w:val="20"/>
+          <w:szCs w:val="20"/>
+        </w:rPr>
+        <w:t>Utilized DOORS software to write tests to verify software requirements of the inerting system</w:t>
+      </w:r>
+    </w:p>
+    <w:p>
+      <w:pPr>
+        <w:pStyle w:val="ListParagraph"/>
+        <w:numPr>
+          <w:ilvl w:val="0"/>
+          <w:numId w:val="36"/>
+        </w:numPr>
+        <w:tabs>
+          <w:tab w:val="left" w:pos="360"/>
+        </w:tabs>
+        <w:spacing w:after="0" w:line="240" w:lineRule="auto"/>
+        <w:ind w:left="900" w:hanging="180"/>
+        <w:rPr>
+          <w:rFonts w:ascii="Arial" w:hAnsi="Arial" w:cs="Arial"/>
+          <w:sz w:val="20"/>
+          <w:szCs w:val="20"/>
+        </w:rPr>
+      </w:pPr>
+      <w:r>
+        <w:rPr>
+          <w:rFonts w:ascii="Arial" w:hAnsi="Arial" w:cs="Arial"/>
+          <w:sz w:val="20"/>
+          <w:szCs w:val="20"/>
+        </w:rPr>
+        <w:t>Used ARINC interface to verify tests against HIL ICU</w:t>
+      </w:r>
+    </w:p>
+    <w:p>
+      <w:pPr>
+        <w:pStyle w:val="ListParagraph"/>
+        <w:numPr>
+          <w:ilvl w:val="0"/>
+          <w:numId w:val="36"/>
+        </w:numPr>
+        <w:tabs>
+          <w:tab w:val="left" w:pos="360"/>
+        </w:tabs>
+        <w:spacing w:after="0" w:line="240" w:lineRule="auto"/>
+        <w:ind w:left="900" w:hanging="180"/>
+        <w:rPr>
+          <w:rFonts w:ascii="Arial" w:hAnsi="Arial" w:cs="Arial"/>
+          <w:sz w:val="20"/>
+          <w:szCs w:val="20"/>
+        </w:rPr>
+      </w:pPr>
+      <w:r>
+        <w:rPr>
+          <w:rFonts w:ascii="Arial" w:hAnsi="Arial" w:cs="Arial"/>
+          <w:sz w:val="20"/>
+          <w:szCs w:val="20"/>
+        </w:rPr>
+        <w:t>Wrote tests in in-home language to verify software written in C</w:t>
+      </w:r>
+    </w:p>
+    <w:p>
+      <w:pPr>
+        <w:pBdr>
+          <w:bottom w:val="single" w:sz="4" w:space="1" w:color="auto"/>
+        </w:pBdr>
+        <w:tabs>
+          <w:tab w:val="right" w:pos="10800"/>
+        </w:tabs>
+        <w:spacing w:before="120" w:after="40" w:line="240" w:lineRule="auto"/>
+        <w:rPr>
+          <w:rFonts w:ascii="Arial" w:hAnsi="Arial" w:cs="Arial"/>
+          <w:b/>
+          <w:color w:val="7030A0"/>
+          <w:sz w:val="24"/>
+        </w:rPr>
+      </w:pPr>
+      <w:r>
+        <w:rPr>
+          <w:rFonts w:ascii="Arial" w:hAnsi="Arial" w:cs="Arial"/>
+          <w:b/>
+          <w:color w:val="7030A0"/>
+          <w:sz w:val="24"/>
+        </w:rPr>
+        <w:t>RESEARCH AND PUBLICATIONS</w:t>
+      </w:r>
+      <w:r>
+        <w:rPr>
+          <w:rFonts w:ascii="Arial" w:hAnsi="Arial" w:cs="Arial"/>
+          <w:b/>
+          <w:color w:val="7030A0"/>
+          <w:sz w:val="24"/>
+        </w:rPr>
+        <w:tab/>
+      </w:r>
+      <w:r>
+        <w:rPr>
+          <w:rFonts w:ascii="Arial" w:hAnsi="Arial" w:cs="Arial"/>
+          <w:bCs/>
+          <w:color w:val="AEAAAA" w:themeColor="background2" w:themeShade="BF"/>
+          <w:sz w:val="20"/>
+          <w:szCs w:val="20"/>
+        </w:rPr>
+        <w:t>links available upon request</w:t>
+      </w:r>
+    </w:p>
+    <w:p>
+      <w:pPr>
         <w:tabs>
           <w:tab w:val="right" w:pos="11520"/>
         </w:tabs>
-        <w:spacing w:after="0" w:line="240" w:lineRule="auto"/>
-        <w:ind w:left="900" w:hanging="180"/>
+        <w:spacing w:before="120" w:after="40" w:line="240" w:lineRule="auto"/>
+        <w:ind w:left="446"/>
+        <w:rPr>
+          <w:rFonts w:ascii="Arial" w:hAnsi="Arial" w:cs="Arial"/>
+        </w:rPr>
+      </w:pPr>
+      <w:r>
+        <w:rPr>
+          <w:rFonts w:ascii="Arial" w:hAnsi="Arial" w:cs="Arial"/>
+        </w:rPr>
+        <w:t>Risk Aware LTL Motion Planning with Reinforcement Learned Agent and Antagonist</w:t>
+      </w:r>
+      <w:r>
         <w:rPr>
           <w:rFonts w:ascii="Arial" w:hAnsi="Arial" w:cs="Arial"/>
           <w:i/>
-          <w:sz w:val="20"/>
-        </w:rPr>
-      </w:pPr>
-      <w:r>
-        <w:rPr>
-          <w:rFonts w:ascii="Arial" w:hAnsi="Arial" w:cs="Arial"/>
-          <w:sz w:val="20"/>
-        </w:rPr>
-        <w:t>Develop and maintain computing environment to support academic and research labs in the college</w:t>
+          <w:iCs/>
+        </w:rPr>
+        <w:tab/>
       </w:r>
     </w:p>
     <w:p>
       <w:pPr>
-        <w:pStyle w:val="ListParagraph"/>
-        <w:numPr>
-          <w:ilvl w:val="0"/>
-          <w:numId w:val="35"/>
-        </w:numPr>
-        <w:tabs>
-          <w:tab w:val="right" w:pos="11520"/>
-        </w:tabs>
         <w:spacing w:after="0" w:line="240" w:lineRule="auto"/>
-        <w:ind w:left="900" w:hanging="180"/>
+        <w:ind w:left="450"/>
         <w:rPr>
           <w:rFonts w:ascii="Arial" w:hAnsi="Arial" w:cs="Arial"/>
           <w:i/>
@@ -846,35 +1084,137 @@
       <w:r>
         <w:rPr>
           <w:rFonts w:ascii="Arial" w:hAnsi="Arial" w:cs="Arial"/>
-          <w:sz w:val="20"/>
-        </w:rPr>
-        <w:t>Development included specialized embedded/high performance computing solutions to support HIL simulation</w:t>
+          <w:i/>
+          <w:sz w:val="20"/>
+        </w:rPr>
+        <w:t>Dr. Dipankar Maity, Ph.D. – University of North Carolina at Charlotte – Charlotte, NC</w:t>
       </w:r>
     </w:p>
     <w:p>
       <w:pPr>
-        <w:pStyle w:val="ListParagraph"/>
-        <w:numPr>
-          <w:ilvl w:val="0"/>
-          <w:numId w:val="35"/>
-        </w:numPr>
+        <w:pBdr>
+          <w:bottom w:val="single" w:sz="6" w:space="1" w:color="auto"/>
+        </w:pBdr>
         <w:tabs>
-          <w:tab w:val="right" w:pos="11520"/>
+          <w:tab w:val="right" w:pos="10800"/>
         </w:tabs>
-        <w:spacing w:after="0" w:line="240" w:lineRule="auto"/>
-        <w:ind w:left="900" w:hanging="180"/>
-        <w:rPr>
-          <w:rFonts w:ascii="Arial" w:hAnsi="Arial" w:cs="Arial"/>
-          <w:sz w:val="20"/>
-        </w:rPr>
-      </w:pPr>
-      <w:r>
-        <w:rPr>
-          <w:rFonts w:ascii="Arial" w:hAnsi="Arial" w:cs="Arial"/>
-          <w:sz w:val="20"/>
-        </w:rPr>
-        <w:t>Provide support on the development of university-wide Linux-based services</w:t>
-      </w:r>
+        <w:spacing w:before="120" w:after="40" w:line="240" w:lineRule="auto"/>
+        <w:rPr>
+          <w:rFonts w:ascii="Arial" w:hAnsi="Arial" w:cs="Arial"/>
+          <w:b/>
+          <w:color w:val="7030A0"/>
+          <w:sz w:val="24"/>
+        </w:rPr>
+      </w:pPr>
+      <w:r>
+        <w:rPr>
+          <w:rFonts w:ascii="Arial" w:hAnsi="Arial" w:cs="Arial"/>
+          <w:b/>
+          <w:color w:val="7030A0"/>
+          <w:sz w:val="24"/>
+        </w:rPr>
+        <w:t>PROJECTS</w:t>
+      </w:r>
+      <w:r>
+        <w:rPr>
+          <w:rFonts w:ascii="Arial" w:hAnsi="Arial" w:cs="Arial"/>
+          <w:b/>
+          <w:color w:val="7030A0"/>
+          <w:sz w:val="24"/>
+        </w:rPr>
+        <w:t xml:space="preserve"> AND CREATIVE ENDEAVORS</w:t>
+      </w:r>
+      <w:r>
+        <w:rPr>
+          <w:rFonts w:ascii="Arial" w:hAnsi="Arial" w:cs="Arial"/>
+          <w:b/>
+          <w:color w:val="7030A0"/>
+          <w:sz w:val="24"/>
+        </w:rPr>
+        <w:tab/>
+      </w:r>
+      <w:bookmarkStart w:id="2" w:name="_Hlk125537744"/>
+      <w:r>
+        <w:rPr>
+          <w:rFonts w:ascii="Arial" w:hAnsi="Arial" w:cs="Arial"/>
+          <w:bCs/>
+          <w:color w:val="AEAAAA" w:themeColor="background2" w:themeShade="BF"/>
+          <w:sz w:val="20"/>
+          <w:szCs w:val="20"/>
+        </w:rPr>
+        <w:t>c</w:t>
+      </w:r>
+      <w:r>
+        <w:rPr>
+          <w:rFonts w:ascii="Arial" w:hAnsi="Arial" w:cs="Arial"/>
+          <w:bCs/>
+          <w:color w:val="AEAAAA" w:themeColor="background2" w:themeShade="BF"/>
+          <w:sz w:val="20"/>
+          <w:szCs w:val="20"/>
+        </w:rPr>
+        <w:t>ode</w:t>
+      </w:r>
+      <w:r>
+        <w:rPr>
+          <w:rFonts w:ascii="Arial" w:hAnsi="Arial" w:cs="Arial"/>
+          <w:bCs/>
+          <w:color w:val="AEAAAA" w:themeColor="background2" w:themeShade="BF"/>
+          <w:sz w:val="20"/>
+          <w:szCs w:val="20"/>
+        </w:rPr>
+        <w:t xml:space="preserve"> available</w:t>
+      </w:r>
+      <w:r>
+        <w:rPr>
+          <w:rFonts w:ascii="Arial" w:hAnsi="Arial" w:cs="Arial"/>
+          <w:bCs/>
+          <w:color w:val="AEAAAA" w:themeColor="background2" w:themeShade="BF"/>
+          <w:sz w:val="20"/>
+          <w:szCs w:val="20"/>
+        </w:rPr>
+        <w:t xml:space="preserve"> on </w:t>
+      </w:r>
+      <w:r>
+        <w:rPr>
+          <w:rFonts w:ascii="Arial" w:hAnsi="Arial" w:cs="Arial"/>
+          <w:bCs/>
+          <w:color w:val="AEAAAA" w:themeColor="background2" w:themeShade="BF"/>
+          <w:sz w:val="20"/>
+          <w:szCs w:val="20"/>
+        </w:rPr>
+        <w:t>G</w:t>
+      </w:r>
+      <w:r>
+        <w:rPr>
+          <w:rFonts w:ascii="Arial" w:hAnsi="Arial" w:cs="Arial"/>
+          <w:bCs/>
+          <w:color w:val="AEAAAA" w:themeColor="background2" w:themeShade="BF"/>
+          <w:sz w:val="20"/>
+          <w:szCs w:val="20"/>
+        </w:rPr>
+        <w:t>it</w:t>
+      </w:r>
+      <w:r>
+        <w:rPr>
+          <w:rFonts w:ascii="Arial" w:hAnsi="Arial" w:cs="Arial"/>
+          <w:bCs/>
+          <w:color w:val="AEAAAA" w:themeColor="background2" w:themeShade="BF"/>
+          <w:sz w:val="20"/>
+          <w:szCs w:val="20"/>
+        </w:rPr>
+        <w:t>H</w:t>
+      </w:r>
+      <w:r>
+        <w:rPr>
+          <w:rFonts w:ascii="Arial" w:hAnsi="Arial" w:cs="Arial"/>
+          <w:bCs/>
+          <w:color w:val="AEAAAA" w:themeColor="background2" w:themeShade="BF"/>
+          <w:sz w:val="20"/>
+          <w:szCs w:val="20"/>
+        </w:rPr>
+        <w:t>ub</w:t>
+      </w:r>
+      <w:bookmarkEnd w:id="2"/>
     </w:p>
     <w:p>
       <w:pPr>
@@ -886,277 +1226,110 @@
         <w:rPr>
           <w:rFonts w:ascii="Arial" w:hAnsi="Arial" w:cs="Arial"/>
           <w:i/>
-          <w:sz w:val="20"/>
-        </w:rPr>
-      </w:pPr>
+        </w:rPr>
+      </w:pPr>
+      <w:r>
+        <w:rPr>
+          <w:rFonts w:ascii="Arial" w:hAnsi="Arial" w:cs="Arial"/>
+        </w:rPr>
+        <w:t>NASA University Student Launch Initiative</w:t>
+      </w:r>
       <w:r>
         <w:rPr>
           <w:rFonts w:ascii="Arial" w:hAnsi="Arial" w:cs="Arial"/>
           <w:i/>
-          <w:sz w:val="20"/>
-        </w:rPr>
-        <w:t xml:space="preserve">IT </w:t>
+        </w:rPr>
+        <w:tab/>
       </w:r>
       <w:r>
         <w:rPr>
           <w:rFonts w:ascii="Arial" w:hAnsi="Arial" w:cs="Arial"/>
           <w:i/>
           <w:sz w:val="20"/>
-        </w:rPr>
-        <w:t>System Administrator I</w:t>
+          <w:szCs w:val="20"/>
+        </w:rPr>
+        <w:t>2019</w:t>
       </w:r>
       <w:r>
         <w:rPr>
           <w:rFonts w:ascii="Arial" w:hAnsi="Arial" w:cs="Arial"/>
           <w:i/>
           <w:sz w:val="20"/>
-        </w:rPr>
-        <w:tab/>
-        <w:t xml:space="preserve">Feb. 2020 – </w:t>
+          <w:szCs w:val="20"/>
+        </w:rPr>
+        <w:t xml:space="preserve"> – </w:t>
       </w:r>
       <w:r>
         <w:rPr>
           <w:rFonts w:ascii="Arial" w:hAnsi="Arial" w:cs="Arial"/>
           <w:i/>
           <w:sz w:val="20"/>
-        </w:rPr>
-        <w:t>Jul. 2021</w:t>
+          <w:szCs w:val="20"/>
+        </w:rPr>
+        <w:t>2020</w:t>
       </w:r>
     </w:p>
     <w:p>
       <w:pPr>
-        <w:pStyle w:val="ListParagraph"/>
-        <w:numPr>
-          <w:ilvl w:val="0"/>
-          <w:numId w:val="30"/>
-        </w:numPr>
-        <w:tabs>
-          <w:tab w:val="right" w:pos="11520"/>
-        </w:tabs>
-        <w:spacing w:after="0" w:line="240" w:lineRule="auto"/>
-        <w:ind w:left="900" w:hanging="180"/>
-        <w:rPr>
-          <w:rFonts w:ascii="Arial" w:hAnsi="Arial" w:cs="Arial"/>
-          <w:sz w:val="20"/>
-        </w:rPr>
-      </w:pPr>
-      <w:r>
-        <w:rPr>
-          <w:rFonts w:ascii="Arial" w:hAnsi="Arial" w:cs="Arial"/>
-          <w:sz w:val="20"/>
-        </w:rPr>
-        <w:t>Provide support to the Mosaic managed desktop computing environment</w:t>
-      </w:r>
-    </w:p>
-    <w:p>
-      <w:pPr>
-        <w:pStyle w:val="ListParagraph"/>
-        <w:numPr>
-          <w:ilvl w:val="0"/>
-          <w:numId w:val="30"/>
-        </w:numPr>
-        <w:tabs>
-          <w:tab w:val="right" w:pos="11520"/>
-        </w:tabs>
-        <w:spacing w:after="0" w:line="240" w:lineRule="auto"/>
-        <w:ind w:left="900" w:hanging="180"/>
-        <w:rPr>
-          <w:rFonts w:ascii="Arial" w:hAnsi="Arial" w:cs="Arial"/>
-          <w:sz w:val="20"/>
-        </w:rPr>
-      </w:pPr>
-      <w:r>
-        <w:rPr>
-          <w:rFonts w:ascii="Arial" w:hAnsi="Arial" w:cs="Arial"/>
-          <w:sz w:val="20"/>
-        </w:rPr>
-        <w:t>Overs</w:t>
-      </w:r>
-      <w:r>
-        <w:rPr>
-          <w:rFonts w:ascii="Arial" w:hAnsi="Arial" w:cs="Arial"/>
-          <w:sz w:val="20"/>
-        </w:rPr>
-        <w:t>ee</w:t>
-      </w:r>
-      <w:r>
-        <w:rPr>
-          <w:rFonts w:ascii="Arial" w:hAnsi="Arial" w:cs="Arial"/>
-          <w:sz w:val="20"/>
-        </w:rPr>
-        <w:t xml:space="preserve"> </w:t>
-      </w:r>
-      <w:r>
-        <w:rPr>
-          <w:rFonts w:ascii="Arial" w:hAnsi="Arial" w:cs="Arial"/>
-          <w:sz w:val="20"/>
-        </w:rPr>
-        <w:t>h</w:t>
-      </w:r>
-      <w:r>
-        <w:rPr>
-          <w:rFonts w:ascii="Arial" w:hAnsi="Arial" w:cs="Arial"/>
-          <w:sz w:val="20"/>
-        </w:rPr>
-        <w:t>elp</w:t>
-      </w:r>
-      <w:r>
-        <w:rPr>
-          <w:rFonts w:ascii="Arial" w:hAnsi="Arial" w:cs="Arial"/>
-          <w:sz w:val="20"/>
-        </w:rPr>
-        <w:t>d</w:t>
-      </w:r>
-      <w:r>
-        <w:rPr>
-          <w:rFonts w:ascii="Arial" w:hAnsi="Arial" w:cs="Arial"/>
-          <w:sz w:val="20"/>
-        </w:rPr>
-        <w:t xml:space="preserve">esk support tickets </w:t>
-      </w:r>
-      <w:r>
-        <w:rPr>
-          <w:rFonts w:ascii="Arial" w:hAnsi="Arial" w:cs="Arial"/>
-          <w:sz w:val="20"/>
-        </w:rPr>
-        <w:t>with</w:t>
-      </w:r>
-      <w:r>
-        <w:rPr>
-          <w:rFonts w:ascii="Arial" w:hAnsi="Arial" w:cs="Arial"/>
-          <w:sz w:val="20"/>
-        </w:rPr>
-        <w:t xml:space="preserve"> Tier 3 support</w:t>
-      </w:r>
-    </w:p>
-    <w:p>
-      <w:pPr>
-        <w:pStyle w:val="ListParagraph"/>
-        <w:numPr>
-          <w:ilvl w:val="0"/>
-          <w:numId w:val="30"/>
-        </w:numPr>
-        <w:tabs>
-          <w:tab w:val="right" w:pos="11520"/>
-        </w:tabs>
-        <w:spacing w:after="0" w:line="240" w:lineRule="auto"/>
-        <w:ind w:left="900" w:hanging="180"/>
-        <w:rPr>
-          <w:rFonts w:ascii="Arial" w:hAnsi="Arial" w:cs="Arial"/>
-          <w:sz w:val="20"/>
-        </w:rPr>
-      </w:pPr>
-      <w:r>
-        <w:rPr>
-          <w:rFonts w:ascii="Arial" w:hAnsi="Arial" w:cs="Arial"/>
-          <w:sz w:val="20"/>
-        </w:rPr>
-        <w:t>Packag</w:t>
-      </w:r>
-      <w:r>
-        <w:rPr>
-          <w:rFonts w:ascii="Arial" w:hAnsi="Arial" w:cs="Arial"/>
-          <w:sz w:val="20"/>
-        </w:rPr>
-        <w:t>e</w:t>
-      </w:r>
-      <w:r>
-        <w:rPr>
-          <w:rFonts w:ascii="Arial" w:hAnsi="Arial" w:cs="Arial"/>
-          <w:sz w:val="20"/>
-        </w:rPr>
-        <w:t xml:space="preserve"> engineering applications for deployment on Mosaic</w:t>
-      </w:r>
-      <w:r>
-        <w:rPr>
-          <w:rFonts w:ascii="Arial" w:hAnsi="Arial" w:cs="Arial"/>
-          <w:sz w:val="20"/>
-        </w:rPr>
-        <w:t xml:space="preserve"> Windows</w:t>
-      </w:r>
-      <w:r>
-        <w:rPr>
-          <w:rFonts w:ascii="Arial" w:hAnsi="Arial" w:cs="Arial"/>
-          <w:sz w:val="20"/>
-        </w:rPr>
-        <w:t xml:space="preserve"> desktop</w:t>
-      </w:r>
-      <w:r>
-        <w:rPr>
-          <w:rFonts w:ascii="Arial" w:hAnsi="Arial" w:cs="Arial"/>
-          <w:sz w:val="20"/>
-        </w:rPr>
-        <w:t>s</w:t>
-      </w:r>
-    </w:p>
-    <w:p>
-      <w:pPr>
-        <w:tabs>
-          <w:tab w:val="right" w:pos="11520"/>
-        </w:tabs>
         <w:spacing w:after="0" w:line="240" w:lineRule="auto"/>
         <w:ind w:left="360"/>
         <w:rPr>
           <w:rFonts w:ascii="Arial" w:hAnsi="Arial" w:cs="Arial"/>
           <w:i/>
-          <w:sz w:val="20"/>
+          <w:iCs/>
+          <w:sz w:val="20"/>
+          <w:szCs w:val="20"/>
         </w:rPr>
       </w:pPr>
       <w:r>
         <w:rPr>
           <w:rFonts w:ascii="Arial" w:hAnsi="Arial" w:cs="Arial"/>
           <w:i/>
-          <w:sz w:val="20"/>
-        </w:rPr>
-        <w:t>Lead</w:t>
+          <w:iCs/>
+          <w:sz w:val="20"/>
+          <w:szCs w:val="20"/>
+        </w:rPr>
+        <w:t>First Place</w:t>
       </w:r>
       <w:r>
         <w:rPr>
           <w:rFonts w:ascii="Arial" w:hAnsi="Arial" w:cs="Arial"/>
           <w:i/>
-          <w:sz w:val="20"/>
-        </w:rPr>
-        <w:t xml:space="preserve"> Technical Assistant</w:t>
+          <w:iCs/>
+          <w:sz w:val="20"/>
+          <w:szCs w:val="20"/>
+        </w:rPr>
+        <w:t xml:space="preserve"> Nationally</w:t>
       </w:r>
       <w:r>
         <w:rPr>
           <w:rFonts w:ascii="Arial" w:hAnsi="Arial" w:cs="Arial"/>
           <w:i/>
-          <w:sz w:val="20"/>
-        </w:rPr>
-        <w:tab/>
+          <w:iCs/>
+          <w:sz w:val="20"/>
+          <w:szCs w:val="20"/>
+        </w:rPr>
+        <w:t xml:space="preserve"> Payload, Second Place</w:t>
       </w:r>
       <w:r>
         <w:rPr>
           <w:rFonts w:ascii="Arial" w:hAnsi="Arial" w:cs="Arial"/>
           <w:i/>
-          <w:sz w:val="20"/>
-        </w:rPr>
-        <w:t xml:space="preserve">Apr. 2018 – </w:t>
+          <w:iCs/>
+          <w:sz w:val="20"/>
+          <w:szCs w:val="20"/>
+        </w:rPr>
+        <w:t xml:space="preserve"> Nationally</w:t>
       </w:r>
       <w:r>
         <w:rPr>
           <w:rFonts w:ascii="Arial" w:hAnsi="Arial" w:cs="Arial"/>
           <w:i/>
-          <w:sz w:val="20"/>
-        </w:rPr>
-        <w:t>Jan</w:t>
-      </w:r>
-      <w:r>
-        <w:rPr>
-          <w:rFonts w:ascii="Arial" w:hAnsi="Arial" w:cs="Arial"/>
-          <w:i/>
-          <w:sz w:val="20"/>
-        </w:rPr>
-        <w:t>. 2020</w:t>
-      </w:r>
-      <w:r>
-        <w:rPr>
-          <w:rFonts w:ascii="Arial" w:hAnsi="Arial" w:cs="Arial"/>
-          <w:i/>
-          <w:sz w:val="20"/>
-        </w:rPr>
-        <w:t xml:space="preserve"> </w:t>
+          <w:iCs/>
+          <w:sz w:val="20"/>
+          <w:szCs w:val="20"/>
+        </w:rPr>
+        <w:t xml:space="preserve"> Overall</w:t>
       </w:r>
     </w:p>
     <w:p>
@@ -1170,16 +1343,65 @@
         <w:ind w:left="900" w:hanging="180"/>
         <w:rPr>
           <w:rFonts w:ascii="Arial" w:hAnsi="Arial" w:cs="Arial"/>
-          <w:i/>
-          <w:sz w:val="20"/>
-        </w:rPr>
-      </w:pPr>
-      <w:r>
-        <w:rPr>
-          <w:rFonts w:ascii="Arial" w:hAnsi="Arial" w:cs="Arial"/>
-          <w:sz w:val="20"/>
-        </w:rPr>
-        <w:t>Managed TAs in work environment</w:t>
+          <w:sz w:val="20"/>
+          <w:szCs w:val="20"/>
+        </w:rPr>
+      </w:pPr>
+      <w:r>
+        <w:rPr>
+          <w:rFonts w:ascii="Arial" w:hAnsi="Arial" w:cs="Arial"/>
+          <w:sz w:val="20"/>
+          <w:szCs w:val="20"/>
+        </w:rPr>
+        <w:t>Designed, documented, and c</w:t>
+      </w:r>
+      <w:r>
+        <w:rPr>
+          <w:rFonts w:ascii="Arial" w:hAnsi="Arial" w:cs="Arial"/>
+          <w:sz w:val="20"/>
+          <w:szCs w:val="20"/>
+        </w:rPr>
+        <w:t>onstructed a rocket</w:t>
+      </w:r>
+      <w:r>
+        <w:rPr>
+          <w:rFonts w:ascii="Arial" w:hAnsi="Arial" w:cs="Arial"/>
+          <w:sz w:val="20"/>
+          <w:szCs w:val="20"/>
+        </w:rPr>
+        <w:t xml:space="preserve"> (LV)</w:t>
+      </w:r>
+      <w:r>
+        <w:rPr>
+          <w:rFonts w:ascii="Arial" w:hAnsi="Arial" w:cs="Arial"/>
+          <w:sz w:val="20"/>
+          <w:szCs w:val="20"/>
+        </w:rPr>
+        <w:t xml:space="preserve"> with a </w:t>
+      </w:r>
+      <w:r>
+        <w:rPr>
+          <w:rFonts w:ascii="Arial" w:hAnsi="Arial" w:cs="Arial"/>
+          <w:sz w:val="20"/>
+          <w:szCs w:val="20"/>
+        </w:rPr>
+        <w:t>quadcopter</w:t>
+      </w:r>
+      <w:r>
+        <w:rPr>
+          <w:rFonts w:ascii="Arial" w:hAnsi="Arial" w:cs="Arial"/>
+          <w:sz w:val="20"/>
+          <w:szCs w:val="20"/>
+        </w:rPr>
+        <w:t xml:space="preserve"> (UAS)</w:t>
+      </w:r>
+      <w:r>
+        <w:rPr>
+          <w:rFonts w:ascii="Arial" w:hAnsi="Arial" w:cs="Arial"/>
+          <w:sz w:val="20"/>
+          <w:szCs w:val="20"/>
+        </w:rPr>
+        <w:t xml:space="preserve"> payload</w:t>
       </w:r>
     </w:p>
     <w:p>
@@ -1194,293 +1416,48 @@
         <w:rPr>
           <w:rFonts w:ascii="Arial" w:hAnsi="Arial" w:cs="Arial"/>
           <w:sz w:val="20"/>
-        </w:rPr>
-      </w:pPr>
-      <w:r>
-        <w:rPr>
-          <w:rFonts w:ascii="Arial" w:hAnsi="Arial" w:cs="Arial"/>
-          <w:sz w:val="20"/>
-        </w:rPr>
-        <w:t>Conducted interviews for potential T</w:t>
-      </w:r>
-      <w:r>
-        <w:rPr>
-          <w:rFonts w:ascii="Arial" w:hAnsi="Arial" w:cs="Arial"/>
-          <w:sz w:val="20"/>
-        </w:rPr>
-        <w:t>A</w:t>
-      </w:r>
-      <w:r>
-        <w:rPr>
-          <w:rFonts w:ascii="Arial" w:hAnsi="Arial" w:cs="Arial"/>
-          <w:sz w:val="20"/>
-        </w:rPr>
-        <w:t>s</w:t>
-      </w:r>
-      <w:r>
-        <w:rPr>
-          <w:rFonts w:ascii="Arial" w:hAnsi="Arial" w:cs="Arial"/>
-          <w:sz w:val="20"/>
-        </w:rPr>
-        <w:t xml:space="preserve"> and</w:t>
-      </w:r>
-      <w:r>
-        <w:rPr>
-          <w:rFonts w:ascii="Arial" w:hAnsi="Arial" w:cs="Arial"/>
-          <w:sz w:val="20"/>
-        </w:rPr>
-        <w:t xml:space="preserve"> Lab</w:t>
-      </w:r>
-      <w:r>
-        <w:rPr>
-          <w:rFonts w:ascii="Arial" w:hAnsi="Arial" w:cs="Arial"/>
-          <w:sz w:val="20"/>
-        </w:rPr>
-        <w:t xml:space="preserve"> Roamers</w:t>
-      </w:r>
-    </w:p>
-    <w:p>
-      <w:pPr>
-        <w:pBdr>
-          <w:bottom w:val="single" w:sz="4" w:space="1" w:color="auto"/>
-        </w:pBdr>
-        <w:spacing w:before="120" w:after="40" w:line="240" w:lineRule="auto"/>
-        <w:rPr>
-          <w:rFonts w:ascii="Arial" w:hAnsi="Arial" w:cs="Arial"/>
-          <w:b/>
-          <w:color w:val="7030A0"/>
-          <w:sz w:val="24"/>
-        </w:rPr>
-      </w:pPr>
-      <w:r>
-        <w:rPr>
-          <w:rFonts w:ascii="Arial" w:hAnsi="Arial" w:cs="Arial"/>
-          <w:b/>
-          <w:color w:val="7030A0"/>
-          <w:sz w:val="24"/>
-        </w:rPr>
-        <w:t>RESEARCH AND PUBLICATIONS</w:t>
-      </w:r>
-    </w:p>
-    <w:p>
-      <w:pPr>
-        <w:tabs>
-          <w:tab w:val="right" w:pos="11520"/>
-        </w:tabs>
-        <w:spacing w:before="120" w:after="40" w:line="240" w:lineRule="auto"/>
-        <w:ind w:left="446"/>
-        <w:rPr>
-          <w:rFonts w:ascii="Arial" w:hAnsi="Arial" w:cs="Arial"/>
-        </w:rPr>
-      </w:pPr>
-      <w:r>
-        <w:rPr>
-          <w:rFonts w:ascii="Arial" w:hAnsi="Arial" w:cs="Arial"/>
-        </w:rPr>
-        <w:t>(TBD) Risk Aware LTL Motion Planning with Reinforcement Learned Agent and Antagonist</w:t>
-      </w:r>
-      <w:r>
-        <w:rPr>
-          <w:rFonts w:ascii="Arial" w:hAnsi="Arial" w:cs="Arial"/>
-          <w:i/>
-          <w:iCs/>
-        </w:rPr>
-        <w:tab/>
-      </w:r>
-    </w:p>
-    <w:p>
-      <w:pPr>
-        <w:spacing w:after="0" w:line="240" w:lineRule="auto"/>
-        <w:ind w:left="450"/>
-        <w:rPr>
-          <w:rFonts w:ascii="Arial" w:hAnsi="Arial" w:cs="Arial"/>
-          <w:i/>
-          <w:sz w:val="20"/>
-        </w:rPr>
-      </w:pPr>
-      <w:r>
-        <w:rPr>
-          <w:rFonts w:ascii="Arial" w:hAnsi="Arial" w:cs="Arial"/>
-          <w:i/>
-          <w:sz w:val="20"/>
-        </w:rPr>
-        <w:t xml:space="preserve">Dr. Dipankar </w:t>
-      </w:r>
-      <w:proofErr w:type="spellStart"/>
-      <w:r>
-        <w:rPr>
-          <w:rFonts w:ascii="Arial" w:hAnsi="Arial" w:cs="Arial"/>
-          <w:i/>
-          <w:sz w:val="20"/>
-        </w:rPr>
-        <w:t>Maity</w:t>
-      </w:r>
-      <w:proofErr w:type="spellEnd"/>
-      <w:r>
-        <w:rPr>
-          <w:rFonts w:ascii="Arial" w:hAnsi="Arial" w:cs="Arial"/>
-          <w:i/>
-          <w:sz w:val="20"/>
-        </w:rPr>
-        <w:t>, Ph.D. – University of North Carolina at Charlotte – Charlotte, NC</w:t>
-      </w:r>
-    </w:p>
-    <w:p>
-      <w:pPr>
-        <w:pBdr>
-          <w:bottom w:val="single" w:sz="6" w:space="1" w:color="auto"/>
-        </w:pBdr>
-        <w:spacing w:before="120" w:after="40" w:line="240" w:lineRule="auto"/>
-        <w:rPr>
-          <w:rFonts w:ascii="Arial" w:hAnsi="Arial" w:cs="Arial"/>
-          <w:b/>
-          <w:color w:val="7030A0"/>
-          <w:sz w:val="24"/>
-        </w:rPr>
-      </w:pPr>
-      <w:r>
-        <w:rPr>
-          <w:rFonts w:ascii="Arial" w:hAnsi="Arial" w:cs="Arial"/>
-          <w:b/>
-          <w:color w:val="7030A0"/>
-          <w:sz w:val="24"/>
-        </w:rPr>
-        <w:t>PROJECTS, RESEARH,</w:t>
-      </w:r>
-      <w:r>
-        <w:rPr>
-          <w:rFonts w:ascii="Arial" w:hAnsi="Arial" w:cs="Arial"/>
-          <w:b/>
-          <w:color w:val="7030A0"/>
-          <w:sz w:val="24"/>
-        </w:rPr>
-        <w:t xml:space="preserve"> AND CREATIVE ENDEAVORS</w:t>
-      </w:r>
-    </w:p>
-    <w:p>
-      <w:pPr>
-        <w:tabs>
-          <w:tab w:val="right" w:pos="11520"/>
-        </w:tabs>
-        <w:spacing w:after="0" w:line="240" w:lineRule="auto"/>
-        <w:ind w:left="360"/>
-        <w:rPr>
-          <w:rFonts w:ascii="Arial" w:hAnsi="Arial" w:cs="Arial"/>
-          <w:i/>
-        </w:rPr>
-      </w:pPr>
-      <w:r>
-        <w:rPr>
-          <w:rFonts w:ascii="Arial" w:hAnsi="Arial" w:cs="Arial"/>
-        </w:rPr>
-        <w:t>NASA University Student Launch Initiative</w:t>
-      </w:r>
-      <w:r>
-        <w:rPr>
-          <w:rFonts w:ascii="Arial" w:hAnsi="Arial" w:cs="Arial"/>
-          <w:i/>
-        </w:rPr>
-        <w:tab/>
-      </w:r>
-      <w:r>
-        <w:rPr>
-          <w:rFonts w:ascii="Arial" w:hAnsi="Arial" w:cs="Arial"/>
-          <w:i/>
-          <w:sz w:val="20"/>
-          <w:szCs w:val="20"/>
-        </w:rPr>
-        <w:t>2019</w:t>
-      </w:r>
-      <w:r>
-        <w:rPr>
-          <w:rFonts w:ascii="Arial" w:hAnsi="Arial" w:cs="Arial"/>
-          <w:i/>
-          <w:sz w:val="20"/>
-          <w:szCs w:val="20"/>
-        </w:rPr>
-        <w:t xml:space="preserve"> – </w:t>
-      </w:r>
-      <w:r>
-        <w:rPr>
-          <w:rFonts w:ascii="Arial" w:hAnsi="Arial" w:cs="Arial"/>
-          <w:i/>
-          <w:sz w:val="20"/>
-          <w:szCs w:val="20"/>
-        </w:rPr>
-        <w:t>2020</w:t>
-      </w:r>
-    </w:p>
-    <w:p>
-      <w:pPr>
-        <w:spacing w:after="0" w:line="240" w:lineRule="auto"/>
-        <w:ind w:left="360"/>
-        <w:rPr>
-          <w:rFonts w:ascii="Arial" w:hAnsi="Arial" w:cs="Arial"/>
-          <w:i/>
-          <w:iCs/>
-          <w:sz w:val="20"/>
-          <w:szCs w:val="20"/>
-        </w:rPr>
-      </w:pPr>
-      <w:r>
-        <w:rPr>
-          <w:rFonts w:ascii="Arial" w:hAnsi="Arial" w:cs="Arial"/>
-          <w:i/>
-          <w:iCs/>
-          <w:sz w:val="20"/>
-          <w:szCs w:val="20"/>
-        </w:rPr>
-        <w:t>First Place</w:t>
-      </w:r>
-      <w:r>
-        <w:rPr>
-          <w:rFonts w:ascii="Arial" w:hAnsi="Arial" w:cs="Arial"/>
-          <w:i/>
-          <w:iCs/>
-          <w:sz w:val="20"/>
-          <w:szCs w:val="20"/>
-        </w:rPr>
-        <w:t xml:space="preserve"> Nationally</w:t>
-      </w:r>
-      <w:r>
-        <w:rPr>
-          <w:rFonts w:ascii="Arial" w:hAnsi="Arial" w:cs="Arial"/>
-          <w:i/>
-          <w:iCs/>
-          <w:sz w:val="20"/>
-          <w:szCs w:val="20"/>
-        </w:rPr>
-        <w:t xml:space="preserve"> Payload, Second Place</w:t>
-      </w:r>
-      <w:r>
-        <w:rPr>
-          <w:rFonts w:ascii="Arial" w:hAnsi="Arial" w:cs="Arial"/>
-          <w:i/>
-          <w:iCs/>
+          <w:szCs w:val="20"/>
+        </w:rPr>
+      </w:pPr>
+      <w:r>
+        <w:rPr>
+          <w:rFonts w:ascii="Arial" w:hAnsi="Arial" w:cs="Arial"/>
+          <w:sz w:val="20"/>
+          <w:szCs w:val="20"/>
+        </w:rPr>
+        <w:t xml:space="preserve">Lead </w:t>
+      </w:r>
+      <w:r>
+        <w:rPr>
+          <w:rFonts w:ascii="Arial" w:hAnsi="Arial" w:cs="Arial"/>
+          <w:sz w:val="20"/>
+          <w:szCs w:val="20"/>
+        </w:rPr>
+        <w:t>development</w:t>
+      </w:r>
+      <w:r>
+        <w:rPr>
+          <w:rFonts w:ascii="Arial" w:hAnsi="Arial" w:cs="Arial"/>
+          <w:sz w:val="20"/>
+          <w:szCs w:val="20"/>
+        </w:rPr>
+        <w:t xml:space="preserve"> of computer systems on UAS</w:t>
+      </w:r>
+      <w:r>
+        <w:rPr>
+          <w:rFonts w:ascii="Arial" w:hAnsi="Arial" w:cs="Arial"/>
+          <w:sz w:val="20"/>
+          <w:szCs w:val="20"/>
+        </w:rPr>
+        <w:t xml:space="preserve"> and LV</w:t>
+      </w:r>
+      <w:r>
+        <w:rPr>
+          <w:rFonts w:ascii="Arial" w:hAnsi="Arial" w:cs="Arial"/>
           <w:sz w:val="20"/>
           <w:szCs w:val="20"/>
         </w:rPr>
         <w:t xml:space="preserve"> </w:t>
-      </w:r>
-      <w:r>
-        <w:rPr>
-          <w:rFonts w:ascii="Arial" w:hAnsi="Arial" w:cs="Arial"/>
-          <w:i/>
-          <w:iCs/>
-          <w:sz w:val="20"/>
-          <w:szCs w:val="20"/>
-        </w:rPr>
-        <w:t>Nationally</w:t>
-      </w:r>
-      <w:r>
-        <w:rPr>
-          <w:rFonts w:ascii="Arial" w:hAnsi="Arial" w:cs="Arial"/>
-          <w:i/>
-          <w:iCs/>
-          <w:sz w:val="20"/>
-          <w:szCs w:val="20"/>
-        </w:rPr>
-        <w:t xml:space="preserve"> Overall</w:t>
       </w:r>
     </w:p>
     <w:p>
@@ -1504,55 +1481,31 @@
           <w:sz w:val="20"/>
           <w:szCs w:val="20"/>
         </w:rPr>
-        <w:t>Designed, documented, and c</w:t>
-      </w:r>
-      <w:r>
-        <w:rPr>
-          <w:rFonts w:ascii="Arial" w:hAnsi="Arial" w:cs="Arial"/>
-          <w:sz w:val="20"/>
-          <w:szCs w:val="20"/>
-        </w:rPr>
-        <w:t>onstructed a rocket</w:t>
-      </w:r>
-      <w:r>
-        <w:rPr>
-          <w:rFonts w:ascii="Arial" w:hAnsi="Arial" w:cs="Arial"/>
-          <w:sz w:val="20"/>
-          <w:szCs w:val="20"/>
-        </w:rPr>
-        <w:t xml:space="preserve"> (LV)</w:t>
-      </w:r>
-      <w:r>
-        <w:rPr>
-          <w:rFonts w:ascii="Arial" w:hAnsi="Arial" w:cs="Arial"/>
-          <w:sz w:val="20"/>
-          <w:szCs w:val="20"/>
-        </w:rPr>
-        <w:t xml:space="preserve"> with a </w:t>
-      </w:r>
-      <w:r>
-        <w:rPr>
-          <w:rFonts w:ascii="Arial" w:hAnsi="Arial" w:cs="Arial"/>
-          <w:sz w:val="20"/>
-          <w:szCs w:val="20"/>
-        </w:rPr>
-        <w:t>quadcopter</w:t>
-      </w:r>
-      <w:r>
-        <w:rPr>
-          <w:rFonts w:ascii="Arial" w:hAnsi="Arial" w:cs="Arial"/>
-          <w:sz w:val="20"/>
-          <w:szCs w:val="20"/>
-        </w:rPr>
-        <w:t xml:space="preserve"> (UAS)</w:t>
-      </w:r>
-      <w:r>
-        <w:rPr>
-          <w:rFonts w:ascii="Arial" w:hAnsi="Arial" w:cs="Arial"/>
-          <w:sz w:val="20"/>
-          <w:szCs w:val="20"/>
-        </w:rPr>
-        <w:t xml:space="preserve"> payload</w:t>
+        <w:t xml:space="preserve">Lead </w:t>
+      </w:r>
+      <w:r>
+        <w:rPr>
+          <w:rFonts w:ascii="Arial" w:hAnsi="Arial" w:cs="Arial"/>
+          <w:sz w:val="20"/>
+          <w:szCs w:val="20"/>
+        </w:rPr>
+        <w:t>development</w:t>
+      </w:r>
+      <w:r>
+        <w:rPr>
+          <w:rFonts w:ascii="Arial" w:hAnsi="Arial" w:cs="Arial"/>
+          <w:sz w:val="20"/>
+          <w:szCs w:val="20"/>
+        </w:rPr>
+        <w:t xml:space="preserve"> of camera vision system to detect ice sample location from </w:t>
+      </w:r>
+      <w:r>
+        <w:rPr>
+          <w:rFonts w:ascii="Arial" w:hAnsi="Arial" w:cs="Arial"/>
+          <w:sz w:val="20"/>
+          <w:szCs w:val="20"/>
+        </w:rPr>
+        <w:t>LV</w:t>
       </w:r>
     </w:p>
     <w:p>
@@ -1576,39 +1529,31 @@
           <w:sz w:val="20"/>
           <w:szCs w:val="20"/>
         </w:rPr>
-        <w:t xml:space="preserve">Lead </w:t>
-      </w:r>
-      <w:r>
-        <w:rPr>
-          <w:rFonts w:ascii="Arial" w:hAnsi="Arial" w:cs="Arial"/>
-          <w:sz w:val="20"/>
-          <w:szCs w:val="20"/>
-        </w:rPr>
-        <w:t>development</w:t>
-      </w:r>
-      <w:r>
-        <w:rPr>
-          <w:rFonts w:ascii="Arial" w:hAnsi="Arial" w:cs="Arial"/>
-          <w:sz w:val="20"/>
-          <w:szCs w:val="20"/>
-        </w:rPr>
-        <w:t xml:space="preserve"> of computer systems on UAS</w:t>
-      </w:r>
-      <w:r>
-        <w:rPr>
-          <w:rFonts w:ascii="Arial" w:hAnsi="Arial" w:cs="Arial"/>
-          <w:sz w:val="20"/>
-          <w:szCs w:val="20"/>
-        </w:rPr>
-        <w:t xml:space="preserve"> and LV</w:t>
-      </w:r>
-      <w:r>
-        <w:rPr>
-          <w:rFonts w:ascii="Arial" w:hAnsi="Arial" w:cs="Arial"/>
-          <w:sz w:val="20"/>
-          <w:szCs w:val="20"/>
-        </w:rPr>
-        <w:t xml:space="preserve"> </w:t>
+        <w:t>Assisted in design of UA</w:t>
+      </w:r>
+      <w:r>
+        <w:rPr>
+          <w:rFonts w:ascii="Arial" w:hAnsi="Arial" w:cs="Arial"/>
+          <w:sz w:val="20"/>
+          <w:szCs w:val="20"/>
+        </w:rPr>
+        <w:t>S</w:t>
+      </w:r>
+      <w:r>
+        <w:rPr>
+          <w:rFonts w:ascii="Arial" w:hAnsi="Arial" w:cs="Arial"/>
+          <w:sz w:val="20"/>
+          <w:szCs w:val="20"/>
+        </w:rPr>
+        <w:t xml:space="preserve"> to </w:t>
+      </w:r>
+      <w:r>
+        <w:rPr>
+          <w:rFonts w:ascii="Arial" w:hAnsi="Arial" w:cs="Arial"/>
+          <w:sz w:val="20"/>
+          <w:szCs w:val="20"/>
+        </w:rPr>
+        <w:t>retrieve a lunar ice simulant sample</w:t>
       </w:r>
     </w:p>
     <w:p>
@@ -1632,23 +1577,31 @@
           <w:sz w:val="20"/>
           <w:szCs w:val="20"/>
         </w:rPr>
-        <w:t xml:space="preserve">Lead </w:t>
-      </w:r>
-      <w:r>
-        <w:rPr>
-          <w:rFonts w:ascii="Arial" w:hAnsi="Arial" w:cs="Arial"/>
-          <w:sz w:val="20"/>
-          <w:szCs w:val="20"/>
-        </w:rPr>
-        <w:t>development</w:t>
-      </w:r>
-      <w:r>
-        <w:rPr>
-          <w:rFonts w:ascii="Arial" w:hAnsi="Arial" w:cs="Arial"/>
-          <w:sz w:val="20"/>
-          <w:szCs w:val="20"/>
-        </w:rPr>
-        <w:t xml:space="preserve"> of camera vision system to detect ice sample location from </w:t>
+        <w:t>Assisted</w:t>
+      </w:r>
+      <w:r>
+        <w:rPr>
+          <w:rFonts w:ascii="Arial" w:hAnsi="Arial" w:cs="Arial"/>
+          <w:sz w:val="20"/>
+          <w:szCs w:val="20"/>
+        </w:rPr>
+        <w:t xml:space="preserve"> </w:t>
+      </w:r>
+      <w:r>
+        <w:rPr>
+          <w:rFonts w:ascii="Arial" w:hAnsi="Arial" w:cs="Arial"/>
+          <w:sz w:val="20"/>
+          <w:szCs w:val="20"/>
+        </w:rPr>
+        <w:t xml:space="preserve">in </w:t>
+      </w:r>
+      <w:r>
+        <w:rPr>
+          <w:rFonts w:ascii="Arial" w:hAnsi="Arial" w:cs="Arial"/>
+          <w:sz w:val="20"/>
+          <w:szCs w:val="20"/>
+        </w:rPr>
+        <w:t xml:space="preserve">design of deployment system to eject UAS out of </w:t>
       </w:r>
       <w:r>
         <w:rPr>
@@ -1657,6 +1610,22 @@
           <w:szCs w:val="20"/>
         </w:rPr>
         <w:t>LV</w:t>
+      </w:r>
+      <w:r>
+        <w:rPr>
+          <w:rFonts w:ascii="Arial" w:hAnsi="Arial" w:cs="Arial"/>
+          <w:sz w:val="20"/>
+          <w:szCs w:val="20"/>
+        </w:rPr>
+        <w:t xml:space="preserve"> </w:t>
+      </w:r>
+      <w:r>
+        <w:rPr>
+          <w:rFonts w:ascii="Arial" w:hAnsi="Arial" w:cs="Arial"/>
+          <w:sz w:val="20"/>
+          <w:szCs w:val="20"/>
+        </w:rPr>
+        <w:t>during decent</w:t>
       </w:r>
     </w:p>
     <w:p>
@@ -1680,31 +1649,7 @@
           <w:sz w:val="20"/>
           <w:szCs w:val="20"/>
         </w:rPr>
-        <w:t>Assisted in design of UA</w:t>
-      </w:r>
-      <w:r>
-        <w:rPr>
-          <w:rFonts w:ascii="Arial" w:hAnsi="Arial" w:cs="Arial"/>
-          <w:sz w:val="20"/>
-          <w:szCs w:val="20"/>
-        </w:rPr>
-        <w:t>S</w:t>
-      </w:r>
-      <w:r>
-        <w:rPr>
-          <w:rFonts w:ascii="Arial" w:hAnsi="Arial" w:cs="Arial"/>
-          <w:sz w:val="20"/>
-          <w:szCs w:val="20"/>
-        </w:rPr>
-        <w:t xml:space="preserve"> to </w:t>
-      </w:r>
-      <w:r>
-        <w:rPr>
-          <w:rFonts w:ascii="Arial" w:hAnsi="Arial" w:cs="Arial"/>
-          <w:sz w:val="20"/>
-          <w:szCs w:val="20"/>
-        </w:rPr>
-        <w:t>retrieve a lunar ice simulant sample</w:t>
+        <w:t>Code was written in C and Python, data was committed to Git source control</w:t>
       </w:r>
     </w:p>
     <w:p>
@@ -1728,39 +1673,31 @@
           <w:sz w:val="20"/>
           <w:szCs w:val="20"/>
         </w:rPr>
-        <w:t>Assisted</w:t>
-      </w:r>
-      <w:r>
-        <w:rPr>
-          <w:rFonts w:ascii="Arial" w:hAnsi="Arial" w:cs="Arial"/>
-          <w:sz w:val="20"/>
-          <w:szCs w:val="20"/>
-        </w:rPr>
-        <w:t xml:space="preserve"> design of deployment system to eject UAS out of </w:t>
-      </w:r>
-      <w:r>
-        <w:rPr>
-          <w:rFonts w:ascii="Arial" w:hAnsi="Arial" w:cs="Arial"/>
-          <w:sz w:val="20"/>
-          <w:szCs w:val="20"/>
-        </w:rPr>
-        <w:t>LV</w:t>
-      </w:r>
-      <w:r>
-        <w:rPr>
-          <w:rFonts w:ascii="Arial" w:hAnsi="Arial" w:cs="Arial"/>
-          <w:sz w:val="20"/>
-          <w:szCs w:val="20"/>
-        </w:rPr>
-        <w:t xml:space="preserve"> </w:t>
-      </w:r>
-      <w:r>
-        <w:rPr>
-          <w:rFonts w:ascii="Arial" w:hAnsi="Arial" w:cs="Arial"/>
-          <w:sz w:val="20"/>
-          <w:szCs w:val="20"/>
-        </w:rPr>
-        <w:t>during decent</w:t>
+        <w:t>Subscale testing was used to verify instrumentation before flight day</w:t>
+      </w:r>
+    </w:p>
+    <w:p>
+      <w:pPr>
+        <w:pStyle w:val="ListParagraph"/>
+        <w:numPr>
+          <w:ilvl w:val="0"/>
+          <w:numId w:val="30"/>
+        </w:numPr>
+        <w:spacing w:after="0" w:line="240" w:lineRule="auto"/>
+        <w:ind w:left="900" w:hanging="180"/>
+        <w:rPr>
+          <w:rFonts w:ascii="Arial" w:hAnsi="Arial" w:cs="Arial"/>
+          <w:sz w:val="20"/>
+          <w:szCs w:val="20"/>
+        </w:rPr>
+      </w:pPr>
+      <w:r>
+        <w:rPr>
+          <w:rFonts w:ascii="Arial" w:hAnsi="Arial" w:cs="Arial"/>
+          <w:sz w:val="20"/>
+          <w:szCs w:val="20"/>
+        </w:rPr>
+        <w:t>Various single board computers with I2C, CAN, and SPI communication was utilized to complete challenge</w:t>
       </w:r>
     </w:p>
     <w:p>
@@ -1775,7 +1712,7 @@
           <w:i/>
         </w:rPr>
       </w:pPr>
-      <w:bookmarkStart w:id="1" w:name="_Hlk73606615"/>
+      <w:bookmarkStart w:id="3" w:name="_Hlk73606615"/>
       <w:r>
         <w:rPr>
           <w:rFonts w:ascii="Arial" w:hAnsi="Arial" w:cs="Arial"/>
@@ -1789,7 +1726,7 @@
         </w:rPr>
         <w:tab/>
       </w:r>
-      <w:bookmarkEnd w:id="1"/>
+      <w:bookmarkEnd w:id="3"/>
       <w:r>
         <w:rPr>
           <w:rFonts w:ascii="Arial" w:hAnsi="Arial" w:cs="Arial"/>
@@ -1975,7 +1912,7 @@
           <w:sz w:val="20"/>
           <w:szCs w:val="20"/>
         </w:rPr>
-        <w:t xml:space="preserve">API </w:t>
+        <w:t xml:space="preserve">Web </w:t>
       </w:r>
       <w:r>
         <w:rPr>
@@ -2095,23 +2032,87 @@
           <w:sz w:val="20"/>
           <w:szCs w:val="20"/>
         </w:rPr>
-        <w:t xml:space="preserve">sensors communicated via </w:t>
-      </w:r>
-      <w:r>
-        <w:rPr>
-          <w:rFonts w:ascii="Arial" w:hAnsi="Arial" w:cs="Arial"/>
-          <w:sz w:val="20"/>
-          <w:szCs w:val="20"/>
-        </w:rPr>
-        <w:t>Wi-Fi</w:t>
-      </w:r>
-      <w:r>
-        <w:rPr>
-          <w:rFonts w:ascii="Arial" w:hAnsi="Arial" w:cs="Arial"/>
-          <w:sz w:val="20"/>
-          <w:szCs w:val="20"/>
-        </w:rPr>
-        <w:t xml:space="preserve"> to Raspberry Pi dashboard</w:t>
+        <w:t xml:space="preserve">sensors communicated </w:t>
+      </w:r>
+      <w:r>
+        <w:rPr>
+          <w:rFonts w:ascii="Arial" w:hAnsi="Arial" w:cs="Arial"/>
+          <w:sz w:val="20"/>
+          <w:szCs w:val="20"/>
+        </w:rPr>
+        <w:t xml:space="preserve">with </w:t>
+      </w:r>
+      <w:r>
+        <w:rPr>
+          <w:rFonts w:ascii="Arial" w:hAnsi="Arial" w:cs="Arial"/>
+          <w:sz w:val="20"/>
+          <w:szCs w:val="20"/>
+        </w:rPr>
+        <w:t>Raspberry Pi dashboard</w:t>
+      </w:r>
+      <w:r>
+        <w:rPr>
+          <w:rFonts w:ascii="Arial" w:hAnsi="Arial" w:cs="Arial"/>
+          <w:sz w:val="20"/>
+          <w:szCs w:val="20"/>
+        </w:rPr>
+        <w:t xml:space="preserve"> and</w:t>
+      </w:r>
+      <w:r>
+        <w:rPr>
+          <w:rFonts w:ascii="Arial" w:hAnsi="Arial" w:cs="Arial"/>
+          <w:sz w:val="20"/>
+          <w:szCs w:val="20"/>
+        </w:rPr>
+        <w:t xml:space="preserve"> </w:t>
+      </w:r>
+      <w:r>
+        <w:rPr>
+          <w:rFonts w:ascii="Arial" w:hAnsi="Arial" w:cs="Arial"/>
+          <w:sz w:val="20"/>
+          <w:szCs w:val="20"/>
+        </w:rPr>
+        <w:t>s</w:t>
+      </w:r>
+      <w:r>
+        <w:rPr>
+          <w:rFonts w:ascii="Arial" w:hAnsi="Arial" w:cs="Arial"/>
+          <w:sz w:val="20"/>
+          <w:szCs w:val="20"/>
+        </w:rPr>
+        <w:t xml:space="preserve">ynced up with </w:t>
+      </w:r>
+      <w:r>
+        <w:rPr>
+          <w:rFonts w:ascii="Arial" w:hAnsi="Arial" w:cs="Arial"/>
+          <w:sz w:val="20"/>
+          <w:szCs w:val="20"/>
+        </w:rPr>
+        <w:t xml:space="preserve">an </w:t>
+      </w:r>
+      <w:r>
+        <w:rPr>
+          <w:rFonts w:ascii="Arial" w:hAnsi="Arial" w:cs="Arial"/>
+          <w:sz w:val="20"/>
+          <w:szCs w:val="20"/>
+        </w:rPr>
+        <w:t xml:space="preserve">API </w:t>
+      </w:r>
+      <w:r>
+        <w:rPr>
+          <w:rFonts w:ascii="Arial" w:hAnsi="Arial" w:cs="Arial"/>
+          <w:sz w:val="20"/>
+          <w:szCs w:val="20"/>
+        </w:rPr>
+        <w:t>Server</w:t>
+      </w:r>
+      <w:r>
+        <w:rPr>
+          <w:rFonts w:ascii="Arial" w:hAnsi="Arial" w:cs="Arial"/>
+          <w:sz w:val="20"/>
+          <w:szCs w:val="20"/>
+        </w:rPr>
+        <w:t xml:space="preserve"> </w:t>
       </w:r>
     </w:p>
     <w:p>
@@ -2135,70 +2136,6 @@
           <w:sz w:val="20"/>
           <w:szCs w:val="20"/>
         </w:rPr>
-        <w:t xml:space="preserve">Raspberry Pi dashboard </w:t>
-      </w:r>
-      <w:r>
-        <w:rPr>
-          <w:rFonts w:ascii="Arial" w:hAnsi="Arial" w:cs="Arial"/>
-          <w:sz w:val="20"/>
-          <w:szCs w:val="20"/>
-        </w:rPr>
-        <w:t>s</w:t>
-      </w:r>
-      <w:r>
-        <w:rPr>
-          <w:rFonts w:ascii="Arial" w:hAnsi="Arial" w:cs="Arial"/>
-          <w:sz w:val="20"/>
-          <w:szCs w:val="20"/>
-        </w:rPr>
-        <w:t xml:space="preserve">ynced up with </w:t>
-      </w:r>
-      <w:r>
-        <w:rPr>
-          <w:rFonts w:ascii="Arial" w:hAnsi="Arial" w:cs="Arial"/>
-          <w:sz w:val="20"/>
-          <w:szCs w:val="20"/>
-        </w:rPr>
-        <w:t xml:space="preserve">API </w:t>
-      </w:r>
-      <w:r>
-        <w:rPr>
-          <w:rFonts w:ascii="Arial" w:hAnsi="Arial" w:cs="Arial"/>
-          <w:sz w:val="20"/>
-          <w:szCs w:val="20"/>
-        </w:rPr>
-        <w:t>Server</w:t>
-      </w:r>
-      <w:r>
-        <w:rPr>
-          <w:rFonts w:ascii="Arial" w:hAnsi="Arial" w:cs="Arial"/>
-          <w:sz w:val="20"/>
-          <w:szCs w:val="20"/>
-        </w:rPr>
-        <w:t xml:space="preserve"> </w:t>
-      </w:r>
-    </w:p>
-    <w:p>
-      <w:pPr>
-        <w:pStyle w:val="ListParagraph"/>
-        <w:numPr>
-          <w:ilvl w:val="0"/>
-          <w:numId w:val="32"/>
-        </w:numPr>
-        <w:spacing w:after="0" w:line="240" w:lineRule="auto"/>
-        <w:ind w:left="900" w:hanging="180"/>
-        <w:rPr>
-          <w:rFonts w:ascii="Arial" w:hAnsi="Arial" w:cs="Arial"/>
-          <w:sz w:val="20"/>
-          <w:szCs w:val="20"/>
-        </w:rPr>
-      </w:pPr>
-      <w:r>
-        <w:rPr>
-          <w:rFonts w:ascii="Arial" w:hAnsi="Arial" w:cs="Arial"/>
-          <w:sz w:val="20"/>
-          <w:szCs w:val="20"/>
-        </w:rPr>
         <w:t>Android</w:t>
       </w:r>
       <w:r>
@@ -2263,14 +2200,27 @@
         <w:pBdr>
           <w:bottom w:val="single" w:sz="6" w:space="1" w:color="auto"/>
         </w:pBdr>
+        <w:tabs>
+          <w:tab w:val="right" w:pos="10800"/>
+        </w:tabs>
         <w:spacing w:before="120" w:after="40" w:line="240" w:lineRule="auto"/>
+        <w:rPr>
+          <w:rFonts w:ascii="Arial" w:hAnsi="Arial" w:cs="Arial"/>
+          <w:bCs/>
+          <w:color w:val="AEAAAA" w:themeColor="background2" w:themeShade="BF"/>
+          <w:sz w:val="20"/>
+          <w:szCs w:val="20"/>
+        </w:rPr>
+      </w:pPr>
+      <w:r>
         <w:rPr>
           <w:rFonts w:ascii="Arial" w:hAnsi="Arial" w:cs="Arial"/>
           <w:b/>
           <w:color w:val="7030A0"/>
           <w:sz w:val="24"/>
         </w:rPr>
-      </w:pPr>
+        <w:t>SKILLS</w:t>
+      </w:r>
       <w:r>
         <w:rPr>
           <w:rFonts w:ascii="Arial" w:hAnsi="Arial" w:cs="Arial"/>
@@ -2278,7 +2228,17 @@
           <w:color w:val="7030A0"/>
           <w:sz w:val="24"/>
         </w:rPr>
-        <w:t>SKILLS</w:t>
+        <w:tab/>
+      </w:r>
+      <w:r>
+        <w:rPr>
+          <w:rFonts w:ascii="Arial" w:hAnsi="Arial" w:cs="Arial"/>
+          <w:bCs/>
+          <w:color w:val="AEAAAA" w:themeColor="background2" w:themeShade="BF"/>
+          <w:sz w:val="20"/>
+          <w:szCs w:val="20"/>
+        </w:rPr>
+        <w:t xml:space="preserve"> </w:t>
       </w:r>
     </w:p>
     <w:tbl>
@@ -2734,14 +2694,27 @@
         <w:pBdr>
           <w:bottom w:val="single" w:sz="6" w:space="1" w:color="auto"/>
         </w:pBdr>
+        <w:tabs>
+          <w:tab w:val="right" w:pos="10800"/>
+        </w:tabs>
         <w:spacing w:before="120" w:after="40" w:line="240" w:lineRule="auto"/>
+        <w:rPr>
+          <w:rFonts w:ascii="Arial" w:hAnsi="Arial" w:cs="Arial"/>
+          <w:bCs/>
+          <w:color w:val="AEAAAA" w:themeColor="background2" w:themeShade="BF"/>
+          <w:sz w:val="20"/>
+          <w:szCs w:val="20"/>
+        </w:rPr>
+      </w:pPr>
+      <w:r>
         <w:rPr>
           <w:rFonts w:ascii="Arial" w:hAnsi="Arial" w:cs="Arial"/>
           <w:b/>
           <w:color w:val="7030A0"/>
           <w:sz w:val="24"/>
         </w:rPr>
-      </w:pPr>
+        <w:t>EXTRACURRICULAR</w:t>
+      </w:r>
       <w:r>
         <w:rPr>
           <w:rFonts w:ascii="Arial" w:hAnsi="Arial" w:cs="Arial"/>
@@ -2749,7 +2722,17 @@
           <w:color w:val="7030A0"/>
           <w:sz w:val="24"/>
         </w:rPr>
-        <w:t>EXTRACURRICULAR</w:t>
+        <w:tab/>
+      </w:r>
+      <w:r>
+        <w:rPr>
+          <w:rFonts w:ascii="Arial" w:hAnsi="Arial" w:cs="Arial"/>
+          <w:bCs/>
+          <w:color w:val="AEAAAA" w:themeColor="background2" w:themeShade="BF"/>
+          <w:sz w:val="20"/>
+          <w:szCs w:val="20"/>
+        </w:rPr>
+        <w:t xml:space="preserve"> </w:t>
       </w:r>
     </w:p>
     <w:p>
@@ -2931,6 +2914,7 @@
           <w:szCs w:val="20"/>
         </w:rPr>
       </w:pPr>
+      <w:bookmarkStart w:id="4" w:name="_Hlk125536992"/>
       <w:r>
         <w:rPr>
           <w:rFonts w:ascii="Arial" w:hAnsi="Arial" w:cs="Arial"/>
@@ -2954,7 +2938,40 @@
           <w:sz w:val="20"/>
           <w:szCs w:val="20"/>
         </w:rPr>
-        <w:t>Apr. 2022 (Expected)</w:t>
+        <w:t>Apr. 2022</w:t>
+      </w:r>
+      <w:bookmarkEnd w:id="4"/>
+    </w:p>
+    <w:p>
+      <w:pPr>
+        <w:tabs>
+          <w:tab w:val="right" w:pos="11520"/>
+        </w:tabs>
+        <w:spacing w:after="0" w:line="240" w:lineRule="auto"/>
+        <w:ind w:left="360"/>
+        <w:rPr>
+          <w:rFonts w:ascii="Arial" w:hAnsi="Arial" w:cs="Arial"/>
+          <w:i/>
+          <w:sz w:val="20"/>
+          <w:szCs w:val="20"/>
+        </w:rPr>
+      </w:pPr>
+      <w:r>
+        <w:rPr>
+          <w:rFonts w:ascii="Arial" w:hAnsi="Arial" w:cs="Arial"/>
+          <w:sz w:val="20"/>
+          <w:szCs w:val="20"/>
+        </w:rPr>
+        <w:t>NASA USLI Alumni Advisor</w:t>
+      </w:r>
+      <w:r>
+        <w:rPr>
+          <w:rFonts w:ascii="Arial" w:hAnsi="Arial" w:cs="Arial"/>
+          <w:sz w:val="20"/>
+          <w:szCs w:val="20"/>
+        </w:rPr>
+        <w:tab/>
+        <w:t xml:space="preserve">2020 – 2025 </w:t>
       </w:r>
     </w:p>
     <w:sectPr>
@@ -2969,7 +2986,7 @@
 </file>
 
 <file path=word/endnotes.xml><?xml version="1.0" encoding="utf-8"?>
-<w:endnotes xmlns:wpc="http://schemas.microsoft.com/office/word/2010/wordprocessingCanvas" xmlns:cx="http://schemas.microsoft.com/office/drawing/2014/chartex" xmlns:cx1="http://schemas.microsoft.com/office/drawing/2015/9/8/chartex" xmlns:cx2="http://schemas.microsoft.com/office/drawing/2015/10/21/chartex" xmlns:cx3="http://schemas.microsoft.com/office/drawing/2016/5/9/chartex" xmlns:cx4="http://schemas.microsoft.com/office/drawing/2016/5/10/chartex" xmlns:cx5="http://schemas.microsoft.com/office/drawing/2016/5/11/chartex" xmlns:cx6="http://schemas.microsoft.com/office/drawing/2016/5/12/chartex" xmlns:cx7="http://schemas.microsoft.com/office/drawing/2016/5/13/chartex" xmlns:cx8="http://schemas.microsoft.com/office/drawing/2016/5/14/chartex" xmlns:mc="http://schemas.openxmlformats.org/markup-compatibility/2006" xmlns:aink="http://schemas.microsoft.com/office/drawing/2016/ink" xmlns:am3d="http://schemas.microsoft.com/office/drawing/2017/model3d" xmlns:o="urn:schemas-microsoft-com:office:office" xmlns:r="http://schemas.openxmlformats.org/officeDocument/2006/relationships" xmlns:m="http://schemas.openxmlformats.org/officeDocument/2006/math" xmlns:v="urn:schemas-microsoft-com:vml" xmlns:wp14="http://schemas.microsoft.com/office/word/2010/wordprocessingDrawing" xmlns:wp="http://schemas.openxmlformats.org/drawingml/2006/wordprocessingDrawing" xmlns:w10="urn:schemas-microsoft-com:office:word" xmlns:w="http://schemas.openxmlformats.org/wordprocessingml/2006/main" xmlns:w14="http://schemas.microsoft.com/office/word/2010/wordml" xmlns:w15="http://schemas.microsoft.com/office/word/2012/wordml" xmlns:w16cid="http://schemas.microsoft.com/office/word/2016/wordml/cid" xmlns:w16se="http://schemas.microsoft.com/office/word/2015/wordml/symex" xmlns:wpg="http://schemas.microsoft.com/office/word/2010/wordprocessingGroup" xmlns:wpi="http://schemas.microsoft.com/office/word/2010/wordprocessingInk" xmlns:wne="http://schemas.microsoft.com/office/word/2006/wordml" xmlns:wps="http://schemas.microsoft.com/office/word/2010/wordprocessingShape" mc:Ignorable="w14 w15 w16se w16cid wp14">
+<w:endnotes xmlns:wpc="http://schemas.microsoft.com/office/word/2010/wordprocessingCanvas" xmlns:cx="http://schemas.microsoft.com/office/drawing/2014/chartex" xmlns:cx1="http://schemas.microsoft.com/office/drawing/2015/9/8/chartex" xmlns:cx2="http://schemas.microsoft.com/office/drawing/2015/10/21/chartex" xmlns:cx3="http://schemas.microsoft.com/office/drawing/2016/5/9/chartex" xmlns:cx4="http://schemas.microsoft.com/office/drawing/2016/5/10/chartex" xmlns:cx5="http://schemas.microsoft.com/office/drawing/2016/5/11/chartex" xmlns:cx6="http://schemas.microsoft.com/office/drawing/2016/5/12/chartex" xmlns:cx7="http://schemas.microsoft.com/office/drawing/2016/5/13/chartex" xmlns:cx8="http://schemas.microsoft.com/office/drawing/2016/5/14/chartex" xmlns:mc="http://schemas.openxmlformats.org/markup-compatibility/2006" xmlns:aink="http://schemas.microsoft.com/office/drawing/2016/ink" xmlns:am3d="http://schemas.microsoft.com/office/drawing/2017/model3d" xmlns:o="urn:schemas-microsoft-com:office:office" xmlns:oel="http://schemas.microsoft.com/office/2019/extlst" xmlns:r="http://schemas.openxmlformats.org/officeDocument/2006/relationships" xmlns:m="http://schemas.openxmlformats.org/officeDocument/2006/math" xmlns:v="urn:schemas-microsoft-com:vml" xmlns:wp14="http://schemas.microsoft.com/office/word/2010/wordprocessingDrawing" xmlns:wp="http://schemas.openxmlformats.org/drawingml/2006/wordprocessingDrawing" xmlns:w10="urn:schemas-microsoft-com:office:word" xmlns:w="http://schemas.openxmlformats.org/wordprocessingml/2006/main" xmlns:w14="http://schemas.microsoft.com/office/word/2010/wordml" xmlns:w15="http://schemas.microsoft.com/office/word/2012/wordml" xmlns:w16cex="http://schemas.microsoft.com/office/word/2018/wordml/cex" xmlns:w16cid="http://schemas.microsoft.com/office/word/2016/wordml/cid" xmlns:w16="http://schemas.microsoft.com/office/word/2018/wordml" xmlns:w16du="http://schemas.microsoft.com/office/word/2023/wordml/word16du" xmlns:w16sdtdh="http://schemas.microsoft.com/office/word/2020/wordml/sdtdatahash" xmlns:w16sdtfl="http://schemas.microsoft.com/office/word/2024/wordml/sdtformatlock" xmlns:w16se="http://schemas.microsoft.com/office/word/2015/wordml/symex" xmlns:wpg="http://schemas.microsoft.com/office/word/2010/wordprocessingGroup" xmlns:wpi="http://schemas.microsoft.com/office/word/2010/wordprocessingInk" xmlns:wne="http://schemas.microsoft.com/office/word/2006/wordml" xmlns:wps="http://schemas.microsoft.com/office/word/2010/wordprocessingShape" mc:Ignorable="w14 w15 w16se w16cid w16 w16cex w16sdtdh w16sdtfl w16du wp14">
   <w:endnote w:type="separator" w:id="-1">
     <w:p>
       <w:pPr>
@@ -2994,7 +3011,7 @@
 </file>
 
 <file path=word/footnotes.xml><?xml version="1.0" encoding="utf-8"?>
-<w:footnotes xmlns:wpc="http://schemas.microsoft.com/office/word/2010/wordprocessingCanvas" xmlns:cx="http://schemas.microsoft.com/office/drawing/2014/chartex" xmlns:cx1="http://schemas.microsoft.com/office/drawing/2015/9/8/chartex" xmlns:cx2="http://schemas.microsoft.com/office/drawing/2015/10/21/chartex" xmlns:cx3="http://schemas.microsoft.com/office/drawing/2016/5/9/chartex" xmlns:cx4="http://schemas.microsoft.com/office/drawing/2016/5/10/chartex" xmlns:cx5="http://schemas.microsoft.com/office/drawing/2016/5/11/chartex" xmlns:cx6="http://schemas.microsoft.com/office/drawing/2016/5/12/chartex" xmlns:cx7="http://schemas.microsoft.com/office/drawing/2016/5/13/chartex" xmlns:cx8="http://schemas.microsoft.com/office/drawing/2016/5/14/chartex" xmlns:mc="http://schemas.openxmlformats.org/markup-compatibility/2006" xmlns:aink="http://schemas.microsoft.com/office/drawing/2016/ink" xmlns:am3d="http://schemas.microsoft.com/office/drawing/2017/model3d" xmlns:o="urn:schemas-microsoft-com:office:office" xmlns:r="http://schemas.openxmlformats.org/officeDocument/2006/relationships" xmlns:m="http://schemas.openxmlformats.org/officeDocument/2006/math" xmlns:v="urn:schemas-microsoft-com:vml" xmlns:wp14="http://schemas.microsoft.com/office/word/2010/wordprocessingDrawing" xmlns:wp="http://schemas.openxmlformats.org/drawingml/2006/wordprocessingDrawing" xmlns:w10="urn:schemas-microsoft-com:office:word" xmlns:w="http://schemas.openxmlformats.org/wordprocessingml/2006/main" xmlns:w14="http://schemas.microsoft.com/office/word/2010/wordml" xmlns:w15="http://schemas.microsoft.com/office/word/2012/wordml" xmlns:w16cid="http://schemas.microsoft.com/office/word/2016/wordml/cid" xmlns:w16se="http://schemas.microsoft.com/office/word/2015/wordml/symex" xmlns:wpg="http://schemas.microsoft.com/office/word/2010/wordprocessingGroup" xmlns:wpi="http://schemas.microsoft.com/office/word/2010/wordprocessingInk" xmlns:wne="http://schemas.microsoft.com/office/word/2006/wordml" xmlns:wps="http://schemas.microsoft.com/office/word/2010/wordprocessingShape" mc:Ignorable="w14 w15 w16se w16cid wp14">
+<w:footnotes xmlns:wpc="http://schemas.microsoft.com/office/word/2010/wordprocessingCanvas" xmlns:cx="http://schemas.microsoft.com/office/drawing/2014/chartex" xmlns:cx1="http://schemas.microsoft.com/office/drawing/2015/9/8/chartex" xmlns:cx2="http://schemas.microsoft.com/office/drawing/2015/10/21/chartex" xmlns:cx3="http://schemas.microsoft.com/office/drawing/2016/5/9/chartex" xmlns:cx4="http://schemas.microsoft.com/office/drawing/2016/5/10/chartex" xmlns:cx5="http://schemas.microsoft.com/office/drawing/2016/5/11/chartex" xmlns:cx6="http://schemas.microsoft.com/office/drawing/2016/5/12/chartex" xmlns:cx7="http://schemas.microsoft.com/office/drawing/2016/5/13/chartex" xmlns:cx8="http://schemas.microsoft.com/office/drawing/2016/5/14/chartex" xmlns:mc="http://schemas.openxmlformats.org/markup-compatibility/2006" xmlns:aink="http://schemas.microsoft.com/office/drawing/2016/ink" xmlns:am3d="http://schemas.microsoft.com/office/drawing/2017/model3d" xmlns:o="urn:schemas-microsoft-com:office:office" xmlns:oel="http://schemas.microsoft.com/office/2019/extlst" xmlns:r="http://schemas.openxmlformats.org/officeDocument/2006/relationships" xmlns:m="http://schemas.openxmlformats.org/officeDocument/2006/math" xmlns:v="urn:schemas-microsoft-com:vml" xmlns:wp14="http://schemas.microsoft.com/office/word/2010/wordprocessingDrawing" xmlns:wp="http://schemas.openxmlformats.org/drawingml/2006/wordprocessingDrawing" xmlns:w10="urn:schemas-microsoft-com:office:word" xmlns:w="http://schemas.openxmlformats.org/wordprocessingml/2006/main" xmlns:w14="http://schemas.microsoft.com/office/word/2010/wordml" xmlns:w15="http://schemas.microsoft.com/office/word/2012/wordml" xmlns:w16cex="http://schemas.microsoft.com/office/word/2018/wordml/cex" xmlns:w16cid="http://schemas.microsoft.com/office/word/2016/wordml/cid" xmlns:w16="http://schemas.microsoft.com/office/word/2018/wordml" xmlns:w16du="http://schemas.microsoft.com/office/word/2023/wordml/word16du" xmlns:w16sdtdh="http://schemas.microsoft.com/office/word/2020/wordml/sdtdatahash" xmlns:w16sdtfl="http://schemas.microsoft.com/office/word/2024/wordml/sdtformatlock" xmlns:w16se="http://schemas.microsoft.com/office/word/2015/wordml/symex" xmlns:wpg="http://schemas.microsoft.com/office/word/2010/wordprocessingGroup" xmlns:wpi="http://schemas.microsoft.com/office/word/2010/wordprocessingInk" xmlns:wne="http://schemas.microsoft.com/office/word/2006/wordml" xmlns:wps="http://schemas.microsoft.com/office/word/2010/wordprocessingShape" mc:Ignorable="w14 w15 w16se w16cid w16 w16cex w16sdtdh w16sdtfl w16du wp14">
   <w:footnote w:type="separator" w:id="-1">
     <w:p>
       <w:pPr>
@@ -3019,7 +3036,7 @@
 </file>
 
 <file path=word/numbering.xml><?xml version="1.0" encoding="utf-8"?>
-<w:numbering xmlns:wpc="http://schemas.microsoft.com/office/word/2010/wordprocessingCanvas" xmlns:cx="http://schemas.microsoft.com/office/drawing/2014/chartex" xmlns:cx1="http://schemas.microsoft.com/office/drawing/2015/9/8/chartex" xmlns:cx2="http://schemas.microsoft.com/office/drawing/2015/10/21/chartex" xmlns:cx3="http://schemas.microsoft.com/office/drawing/2016/5/9/chartex" xmlns:cx4="http://schemas.microsoft.com/office/drawing/2016/5/10/chartex" xmlns:cx5="http://schemas.microsoft.com/office/drawing/2016/5/11/chartex" xmlns:cx6="http://schemas.microsoft.com/office/drawing/2016/5/12/chartex" xmlns:cx7="http://schemas.microsoft.com/office/drawing/2016/5/13/chartex" xmlns:cx8="http://schemas.microsoft.com/office/drawing/2016/5/14/chartex" xmlns:mc="http://schemas.openxmlformats.org/markup-compatibility/2006" xmlns:aink="http://schemas.microsoft.com/office/drawing/2016/ink" xmlns:am3d="http://schemas.microsoft.com/office/drawing/2017/model3d" xmlns:o="urn:schemas-microsoft-com:office:office" xmlns:r="http://schemas.openxmlformats.org/officeDocument/2006/relationships" xmlns:m="http://schemas.openxmlformats.org/officeDocument/2006/math" xmlns:v="urn:schemas-microsoft-com:vml" xmlns:wp14="http://schemas.microsoft.com/office/word/2010/wordprocessingDrawing" xmlns:wp="http://schemas.openxmlformats.org/drawingml/2006/wordprocessingDrawing" xmlns:w10="urn:schemas-microsoft-com:office:word" xmlns:w="http://schemas.openxmlformats.org/wordprocessingml/2006/main" xmlns:w14="http://schemas.microsoft.com/office/word/2010/wordml" xmlns:w15="http://schemas.microsoft.com/office/word/2012/wordml" xmlns:w16cid="http://schemas.microsoft.com/office/word/2016/wordml/cid" xmlns:w16se="http://schemas.microsoft.com/office/word/2015/wordml/symex" xmlns:wpg="http://schemas.microsoft.com/office/word/2010/wordprocessingGroup" xmlns:wpi="http://schemas.microsoft.com/office/word/2010/wordprocessingInk" xmlns:wne="http://schemas.microsoft.com/office/word/2006/wordml" xmlns:wps="http://schemas.microsoft.com/office/word/2010/wordprocessingShape" mc:Ignorable="w14 w15 w16se w16cid wp14">
+<w:numbering xmlns:wpc="http://schemas.microsoft.com/office/word/2010/wordprocessingCanvas" xmlns:cx="http://schemas.microsoft.com/office/drawing/2014/chartex" xmlns:cx1="http://schemas.microsoft.com/office/drawing/2015/9/8/chartex" xmlns:cx2="http://schemas.microsoft.com/office/drawing/2015/10/21/chartex" xmlns:cx3="http://schemas.microsoft.com/office/drawing/2016/5/9/chartex" xmlns:cx4="http://schemas.microsoft.com/office/drawing/2016/5/10/chartex" xmlns:cx5="http://schemas.microsoft.com/office/drawing/2016/5/11/chartex" xmlns:cx6="http://schemas.microsoft.com/office/drawing/2016/5/12/chartex" xmlns:cx7="http://schemas.microsoft.com/office/drawing/2016/5/13/chartex" xmlns:cx8="http://schemas.microsoft.com/office/drawing/2016/5/14/chartex" xmlns:mc="http://schemas.openxmlformats.org/markup-compatibility/2006" xmlns:aink="http://schemas.microsoft.com/office/drawing/2016/ink" xmlns:am3d="http://schemas.microsoft.com/office/drawing/2017/model3d" xmlns:o="urn:schemas-microsoft-com:office:office" xmlns:oel="http://schemas.microsoft.com/office/2019/extlst" xmlns:r="http://schemas.openxmlformats.org/officeDocument/2006/relationships" xmlns:m="http://schemas.openxmlformats.org/officeDocument/2006/math" xmlns:v="urn:schemas-microsoft-com:vml" xmlns:wp14="http://schemas.microsoft.com/office/word/2010/wordprocessingDrawing" xmlns:wp="http://schemas.openxmlformats.org/drawingml/2006/wordprocessingDrawing" xmlns:w10="urn:schemas-microsoft-com:office:word" xmlns:w="http://schemas.openxmlformats.org/wordprocessingml/2006/main" xmlns:w14="http://schemas.microsoft.com/office/word/2010/wordml" xmlns:w15="http://schemas.microsoft.com/office/word/2012/wordml" xmlns:w16cex="http://schemas.microsoft.com/office/word/2018/wordml/cex" xmlns:w16cid="http://schemas.microsoft.com/office/word/2016/wordml/cid" xmlns:w16="http://schemas.microsoft.com/office/word/2018/wordml" xmlns:w16du="http://schemas.microsoft.com/office/word/2023/wordml/word16du" xmlns:w16sdtdh="http://schemas.microsoft.com/office/word/2020/wordml/sdtdatahash" xmlns:w16sdtfl="http://schemas.microsoft.com/office/word/2024/wordml/sdtformatlock" xmlns:w16se="http://schemas.microsoft.com/office/word/2015/wordml/symex" xmlns:wpg="http://schemas.microsoft.com/office/word/2010/wordprocessingGroup" xmlns:wpi="http://schemas.microsoft.com/office/word/2010/wordprocessingInk" xmlns:wne="http://schemas.microsoft.com/office/word/2006/wordml" xmlns:wps="http://schemas.microsoft.com/office/word/2010/wordprocessingShape" mc:Ignorable="w14 w15 w16se w16cid w16 w16cex w16sdtdh w16sdtfl w16du wp14">
   <w:abstractNum w:abstractNumId="0" w15:restartNumberingAfterBreak="0">
     <w:nsid w:val="03C676DC"/>
     <w:multiLevelType w:val="hybridMultilevel"/>
@@ -5283,6 +5300,119 @@
     </w:lvl>
   </w:abstractNum>
   <w:abstractNum w:abstractNumId="20" w15:restartNumberingAfterBreak="0">
+    <w:nsid w:val="57F360ED"/>
+    <w:multiLevelType w:val="hybridMultilevel"/>
+    <w:tmpl w:val="6FC8C6D4"/>
+    <w:lvl w:ilvl="0" w:tplc="04090001">
+      <w:start w:val="1"/>
+      <w:numFmt w:val="bullet"/>
+      <w:lvlText w:val=""/>
+      <w:lvlJc w:val="left"/>
+      <w:pPr>
+        <w:ind w:left="1080" w:hanging="360"/>
+      </w:pPr>
+      <w:rPr>
+        <w:rFonts w:ascii="Symbol" w:hAnsi="Symbol" w:hint="default"/>
+      </w:rPr>
+    </w:lvl>
+    <w:lvl w:ilvl="1" w:tplc="04090003" w:tentative="1">
+      <w:start w:val="1"/>
+      <w:numFmt w:val="bullet"/>
+      <w:lvlText w:val="o"/>
+      <w:lvlJc w:val="left"/>
+      <w:pPr>
+        <w:ind w:left="1800" w:hanging="360"/>
+      </w:pPr>
+      <w:rPr>
+        <w:rFonts w:ascii="Courier New" w:hAnsi="Courier New" w:cs="Courier New" w:hint="default"/>
+      </w:rPr>
+    </w:lvl>
+    <w:lvl w:ilvl="2" w:tplc="04090005" w:tentative="1">
+      <w:start w:val="1"/>
+      <w:numFmt w:val="bullet"/>
+      <w:lvlText w:val=""/>
+      <w:lvlJc w:val="left"/>
+      <w:pPr>
+        <w:ind w:left="2520" w:hanging="360"/>
+      </w:pPr>
+      <w:rPr>
+        <w:rFonts w:ascii="Wingdings" w:hAnsi="Wingdings" w:hint="default"/>
+      </w:rPr>
+    </w:lvl>
+    <w:lvl w:ilvl="3" w:tplc="04090001" w:tentative="1">
+      <w:start w:val="1"/>
+      <w:numFmt w:val="bullet"/>
+      <w:lvlText w:val=""/>
+      <w:lvlJc w:val="left"/>
+      <w:pPr>
+        <w:ind w:left="3240" w:hanging="360"/>
+      </w:pPr>
+      <w:rPr>
+        <w:rFonts w:ascii="Symbol" w:hAnsi="Symbol" w:hint="default"/>
+      </w:rPr>
+    </w:lvl>
+    <w:lvl w:ilvl="4" w:tplc="04090003" w:tentative="1">
+      <w:start w:val="1"/>
+      <w:numFmt w:val="bullet"/>
+      <w:lvlText w:val="o"/>
+      <w:lvlJc w:val="left"/>
+      <w:pPr>
+        <w:ind w:left="3960" w:hanging="360"/>
+      </w:pPr>
+      <w:rPr>
+        <w:rFonts w:ascii="Courier New" w:hAnsi="Courier New" w:cs="Courier New" w:hint="default"/>
+      </w:rPr>
+    </w:lvl>
+    <w:lvl w:ilvl="5" w:tplc="04090005" w:tentative="1">
+      <w:start w:val="1"/>
+      <w:numFmt w:val="bullet"/>
+      <w:lvlText w:val=""/>
+      <w:lvlJc w:val="left"/>
+      <w:pPr>
+        <w:ind w:left="4680" w:hanging="360"/>
+      </w:pPr>
+      <w:rPr>
+        <w:rFonts w:ascii="Wingdings" w:hAnsi="Wingdings" w:hint="default"/>
+      </w:rPr>
+    </w:lvl>
+    <w:lvl w:ilvl="6" w:tplc="04090001" w:tentative="1">
+      <w:start w:val="1"/>
+      <w:numFmt w:val="bullet"/>
+      <w:lvlText w:val=""/>
+      <w:lvlJc w:val="left"/>
+      <w:pPr>
+        <w:ind w:left="5400" w:hanging="360"/>
+      </w:pPr>
+      <w:rPr>
+        <w:rFonts w:ascii="Symbol" w:hAnsi="Symbol" w:hint="default"/>
+      </w:rPr>
+    </w:lvl>
+    <w:lvl w:ilvl="7" w:tplc="04090003" w:tentative="1">
+      <w:start w:val="1"/>
+      <w:numFmt w:val="bullet"/>
+      <w:lvlText w:val="o"/>
+      <w:lvlJc w:val="left"/>
+      <w:pPr>
+        <w:ind w:left="6120" w:hanging="360"/>
+      </w:pPr>
+      <w:rPr>
+        <w:rFonts w:ascii="Courier New" w:hAnsi="Courier New" w:cs="Courier New" w:hint="default"/>
+      </w:rPr>
+    </w:lvl>
+    <w:lvl w:ilvl="8" w:tplc="04090005" w:tentative="1">
+      <w:start w:val="1"/>
+      <w:numFmt w:val="bullet"/>
+      <w:lvlText w:val=""/>
+      <w:lvlJc w:val="left"/>
+      <w:pPr>
+        <w:ind w:left="6840" w:hanging="360"/>
+      </w:pPr>
+      <w:rPr>
+        <w:rFonts w:ascii="Wingdings" w:hAnsi="Wingdings" w:hint="default"/>
+      </w:rPr>
+    </w:lvl>
+  </w:abstractNum>
+  <w:abstractNum w:abstractNumId="21" w15:restartNumberingAfterBreak="0">
     <w:nsid w:val="5B7556C8"/>
     <w:multiLevelType w:val="hybridMultilevel"/>
     <w:tmpl w:val="E3D0318C"/>
@@ -5395,7 +5525,7 @@
       </w:rPr>
     </w:lvl>
   </w:abstractNum>
-  <w:abstractNum w:abstractNumId="21" w15:restartNumberingAfterBreak="0">
+  <w:abstractNum w:abstractNumId="22" w15:restartNumberingAfterBreak="0">
     <w:nsid w:val="5DF6738E"/>
     <w:multiLevelType w:val="hybridMultilevel"/>
     <w:tmpl w:val="C9DEBCBE"/>
@@ -5508,7 +5638,7 @@
       </w:rPr>
     </w:lvl>
   </w:abstractNum>
-  <w:abstractNum w:abstractNumId="22" w15:restartNumberingAfterBreak="0">
+  <w:abstractNum w:abstractNumId="23" w15:restartNumberingAfterBreak="0">
     <w:nsid w:val="61FC48C3"/>
     <w:multiLevelType w:val="hybridMultilevel"/>
     <w:tmpl w:val="B3AAFBB2"/>
@@ -5597,7 +5727,7 @@
       </w:pPr>
     </w:lvl>
   </w:abstractNum>
-  <w:abstractNum w:abstractNumId="23" w15:restartNumberingAfterBreak="0">
+  <w:abstractNum w:abstractNumId="24" w15:restartNumberingAfterBreak="0">
     <w:nsid w:val="647F3960"/>
     <w:multiLevelType w:val="hybridMultilevel"/>
     <w:tmpl w:val="A614DBD8"/>
@@ -5710,7 +5840,7 @@
       </w:rPr>
     </w:lvl>
   </w:abstractNum>
-  <w:abstractNum w:abstractNumId="24" w15:restartNumberingAfterBreak="0">
+  <w:abstractNum w:abstractNumId="25" w15:restartNumberingAfterBreak="0">
     <w:nsid w:val="6713099D"/>
     <w:multiLevelType w:val="hybridMultilevel"/>
     <w:tmpl w:val="AE56CE8A"/>
@@ -5823,7 +5953,7 @@
       </w:rPr>
     </w:lvl>
   </w:abstractNum>
-  <w:abstractNum w:abstractNumId="25" w15:restartNumberingAfterBreak="0">
+  <w:abstractNum w:abstractNumId="26" w15:restartNumberingAfterBreak="0">
     <w:nsid w:val="67BF6047"/>
     <w:multiLevelType w:val="hybridMultilevel"/>
     <w:tmpl w:val="9EEEB0A4"/>
@@ -5936,7 +6066,7 @@
       </w:rPr>
     </w:lvl>
   </w:abstractNum>
-  <w:abstractNum w:abstractNumId="26" w15:restartNumberingAfterBreak="0">
+  <w:abstractNum w:abstractNumId="27" w15:restartNumberingAfterBreak="0">
     <w:nsid w:val="6B850D31"/>
     <w:multiLevelType w:val="hybridMultilevel"/>
     <w:tmpl w:val="93F46B1A"/>
@@ -6049,7 +6179,7 @@
       </w:rPr>
     </w:lvl>
   </w:abstractNum>
-  <w:abstractNum w:abstractNumId="27" w15:restartNumberingAfterBreak="0">
+  <w:abstractNum w:abstractNumId="28" w15:restartNumberingAfterBreak="0">
     <w:nsid w:val="6CC76D15"/>
     <w:multiLevelType w:val="hybridMultilevel"/>
     <w:tmpl w:val="2336506E"/>
@@ -6162,7 +6292,7 @@
       </w:rPr>
     </w:lvl>
   </w:abstractNum>
-  <w:abstractNum w:abstractNumId="28" w15:restartNumberingAfterBreak="0">
+  <w:abstractNum w:abstractNumId="29" w15:restartNumberingAfterBreak="0">
     <w:nsid w:val="700B2538"/>
     <w:multiLevelType w:val="hybridMultilevel"/>
     <w:tmpl w:val="0A7A360C"/>
@@ -6275,7 +6405,7 @@
       </w:rPr>
     </w:lvl>
   </w:abstractNum>
-  <w:abstractNum w:abstractNumId="29" w15:restartNumberingAfterBreak="0">
+  <w:abstractNum w:abstractNumId="30" w15:restartNumberingAfterBreak="0">
     <w:nsid w:val="727A75C4"/>
     <w:multiLevelType w:val="hybridMultilevel"/>
     <w:tmpl w:val="6E6E001E"/>
@@ -6388,7 +6518,7 @@
       </w:rPr>
     </w:lvl>
   </w:abstractNum>
-  <w:abstractNum w:abstractNumId="30" w15:restartNumberingAfterBreak="0">
+  <w:abstractNum w:abstractNumId="31" w15:restartNumberingAfterBreak="0">
     <w:nsid w:val="72D36C32"/>
     <w:multiLevelType w:val="hybridMultilevel"/>
     <w:tmpl w:val="0BA65AD6"/>
@@ -6501,7 +6631,7 @@
       </w:rPr>
     </w:lvl>
   </w:abstractNum>
-  <w:abstractNum w:abstractNumId="31" w15:restartNumberingAfterBreak="0">
+  <w:abstractNum w:abstractNumId="32" w15:restartNumberingAfterBreak="0">
     <w:nsid w:val="75E17966"/>
     <w:multiLevelType w:val="hybridMultilevel"/>
     <w:tmpl w:val="84308724"/>
@@ -6614,7 +6744,7 @@
       </w:rPr>
     </w:lvl>
   </w:abstractNum>
-  <w:abstractNum w:abstractNumId="32" w15:restartNumberingAfterBreak="0">
+  <w:abstractNum w:abstractNumId="33" w15:restartNumberingAfterBreak="0">
     <w:nsid w:val="76F61FE4"/>
     <w:multiLevelType w:val="hybridMultilevel"/>
     <w:tmpl w:val="11043FCC"/>
@@ -6727,7 +6857,7 @@
       </w:rPr>
     </w:lvl>
   </w:abstractNum>
-  <w:abstractNum w:abstractNumId="33" w15:restartNumberingAfterBreak="0">
+  <w:abstractNum w:abstractNumId="34" w15:restartNumberingAfterBreak="0">
     <w:nsid w:val="79E105E8"/>
     <w:multiLevelType w:val="hybridMultilevel"/>
     <w:tmpl w:val="5ACCC096"/>
@@ -6840,7 +6970,7 @@
       </w:rPr>
     </w:lvl>
   </w:abstractNum>
-  <w:abstractNum w:abstractNumId="34" w15:restartNumberingAfterBreak="0">
+  <w:abstractNum w:abstractNumId="35" w15:restartNumberingAfterBreak="0">
     <w:nsid w:val="7CD54F93"/>
     <w:multiLevelType w:val="hybridMultilevel"/>
     <w:tmpl w:val="CDA0F370"/>
@@ -6929,134 +7059,119 @@
       </w:pPr>
     </w:lvl>
   </w:abstractNum>
-  <w:num w:numId="1">
+  <w:num w:numId="1" w16cid:durableId="1379862874">
+    <w:abstractNumId w:val="32"/>
+  </w:num>
+  <w:num w:numId="2" w16cid:durableId="1642420369">
+    <w:abstractNumId w:val="23"/>
+  </w:num>
+  <w:num w:numId="3" w16cid:durableId="1657805851">
+    <w:abstractNumId w:val="35"/>
+  </w:num>
+  <w:num w:numId="4" w16cid:durableId="1670206448">
+    <w:abstractNumId w:val="11"/>
+  </w:num>
+  <w:num w:numId="5" w16cid:durableId="645009965">
+    <w:abstractNumId w:val="18"/>
+  </w:num>
+  <w:num w:numId="6" w16cid:durableId="230776924">
+    <w:abstractNumId w:val="28"/>
+  </w:num>
+  <w:num w:numId="7" w16cid:durableId="1509442571">
+    <w:abstractNumId w:val="25"/>
+  </w:num>
+  <w:num w:numId="8" w16cid:durableId="1439066062">
+    <w:abstractNumId w:val="5"/>
+  </w:num>
+  <w:num w:numId="9" w16cid:durableId="1980643292">
+    <w:abstractNumId w:val="17"/>
+  </w:num>
+  <w:num w:numId="10" w16cid:durableId="222641364">
+    <w:abstractNumId w:val="34"/>
+  </w:num>
+  <w:num w:numId="11" w16cid:durableId="365452724">
+    <w:abstractNumId w:val="33"/>
+  </w:num>
+  <w:num w:numId="12" w16cid:durableId="1480919468">
+    <w:abstractNumId w:val="8"/>
+  </w:num>
+  <w:num w:numId="13" w16cid:durableId="236790542">
+    <w:abstractNumId w:val="0"/>
+  </w:num>
+  <w:num w:numId="14" w16cid:durableId="1886209173">
+    <w:abstractNumId w:val="6"/>
+  </w:num>
+  <w:num w:numId="15" w16cid:durableId="1523589362">
+    <w:abstractNumId w:val="1"/>
+  </w:num>
+  <w:num w:numId="16" w16cid:durableId="1457485042">
+    <w:abstractNumId w:val="27"/>
+  </w:num>
+  <w:num w:numId="17" w16cid:durableId="2037463369">
+    <w:abstractNumId w:val="19"/>
+  </w:num>
+  <w:num w:numId="18" w16cid:durableId="306861529">
+    <w:abstractNumId w:val="26"/>
+  </w:num>
+  <w:num w:numId="19" w16cid:durableId="1194268844">
+    <w:abstractNumId w:val="30"/>
+  </w:num>
+  <w:num w:numId="20" w16cid:durableId="589048116">
+    <w:abstractNumId w:val="29"/>
+  </w:num>
+  <w:num w:numId="21" w16cid:durableId="381908036">
+    <w:abstractNumId w:val="13"/>
+  </w:num>
+  <w:num w:numId="22" w16cid:durableId="1929802175">
+    <w:abstractNumId w:val="2"/>
+  </w:num>
+  <w:num w:numId="23" w16cid:durableId="1560087907">
+    <w:abstractNumId w:val="22"/>
+  </w:num>
+  <w:num w:numId="24" w16cid:durableId="2103409314">
+    <w:abstractNumId w:val="16"/>
+  </w:num>
+  <w:num w:numId="25" w16cid:durableId="1857229627">
+    <w:abstractNumId w:val="24"/>
+  </w:num>
+  <w:num w:numId="26" w16cid:durableId="618533912">
+    <w:abstractNumId w:val="9"/>
+  </w:num>
+  <w:num w:numId="27" w16cid:durableId="298339875">
+    <w:abstractNumId w:val="4"/>
+  </w:num>
+  <w:num w:numId="28" w16cid:durableId="1475491839">
+    <w:abstractNumId w:val="10"/>
+  </w:num>
+  <w:num w:numId="29" w16cid:durableId="1218516152">
     <w:abstractNumId w:val="31"/>
   </w:num>
-  <w:num w:numId="2">
-    <w:abstractNumId w:val="22"/>
+  <w:num w:numId="30" w16cid:durableId="1805929645">
+    <w:abstractNumId w:val="12"/>
   </w:num>
-  <w:num w:numId="3">
-    <w:abstractNumId w:val="34"/>
-  </w:num>
-  <w:num w:numId="4">
-    <w:abstractNumId w:val="11"/>
-  </w:num>
-  <w:num w:numId="5">
-    <w:abstractNumId w:val="18"/>
-  </w:num>
-  <w:num w:numId="6">
-    <w:abstractNumId w:val="27"/>
-  </w:num>
-  <w:num w:numId="7">
-    <w:abstractNumId w:val="24"/>
-  </w:num>
-  <w:num w:numId="8">
-    <w:abstractNumId w:val="5"/>
-  </w:num>
-  <w:num w:numId="9">
-    <w:abstractNumId w:val="17"/>
-  </w:num>
-  <w:num w:numId="10">
-    <w:abstractNumId w:val="33"/>
-  </w:num>
-  <w:num w:numId="11">
-    <w:abstractNumId w:val="32"/>
-  </w:num>
-  <w:num w:numId="12">
-    <w:abstractNumId w:val="8"/>
-  </w:num>
-  <w:num w:numId="13">
-    <w:abstractNumId w:val="0"/>
-  </w:num>
-  <w:num w:numId="14">
-    <w:abstractNumId w:val="6"/>
-  </w:num>
-  <w:num w:numId="15">
-    <w:abstractNumId w:val="1"/>
-  </w:num>
-  <w:num w:numId="16">
-    <w:abstractNumId w:val="26"/>
-  </w:num>
-  <w:num w:numId="17">
-    <w:abstractNumId w:val="19"/>
-  </w:num>
-  <w:num w:numId="18">
-    <w:abstractNumId w:val="25"/>
-  </w:num>
-  <w:num w:numId="19">
-    <w:abstractNumId w:val="29"/>
-  </w:num>
-  <w:num w:numId="20">
-    <w:abstractNumId w:val="28"/>
-  </w:num>
-  <w:num w:numId="21">
-    <w:abstractNumId w:val="13"/>
-  </w:num>
-  <w:num w:numId="22">
-    <w:abstractNumId w:val="2"/>
-  </w:num>
-  <w:num w:numId="23">
+  <w:num w:numId="31" w16cid:durableId="2116171184">
     <w:abstractNumId w:val="21"/>
   </w:num>
-  <w:num w:numId="24">
-    <w:abstractNumId w:val="16"/>
-  </w:num>
-  <w:num w:numId="25">
-    <w:abstractNumId w:val="23"/>
-  </w:num>
-  <w:num w:numId="26">
-    <w:abstractNumId w:val="9"/>
-  </w:num>
-  <w:num w:numId="27">
-    <w:abstractNumId w:val="4"/>
-  </w:num>
-  <w:num w:numId="28">
-    <w:abstractNumId w:val="10"/>
-  </w:num>
-  <w:num w:numId="29">
-    <w:abstractNumId w:val="30"/>
-  </w:num>
-  <w:num w:numId="30">
-    <w:abstractNumId w:val="12"/>
-  </w:num>
-  <w:num w:numId="31">
-    <w:abstractNumId w:val="20"/>
-  </w:num>
-  <w:num w:numId="32">
+  <w:num w:numId="32" w16cid:durableId="1226598941">
     <w:abstractNumId w:val="15"/>
   </w:num>
-  <w:num w:numId="33">
+  <w:num w:numId="33" w16cid:durableId="1482431243">
     <w:abstractNumId w:val="14"/>
   </w:num>
-  <w:num w:numId="34">
+  <w:num w:numId="34" w16cid:durableId="312683617">
     <w:abstractNumId w:val="3"/>
-    <w:lvlOverride w:ilvl="0"/>
-    <w:lvlOverride w:ilvl="1"/>
-    <w:lvlOverride w:ilvl="2"/>
-    <w:lvlOverride w:ilvl="3"/>
-    <w:lvlOverride w:ilvl="4"/>
-    <w:lvlOverride w:ilvl="5"/>
-    <w:lvlOverride w:ilvl="6"/>
-    <w:lvlOverride w:ilvl="7"/>
-    <w:lvlOverride w:ilvl="8"/>
   </w:num>
-  <w:num w:numId="35">
+  <w:num w:numId="35" w16cid:durableId="1412390977">
     <w:abstractNumId w:val="7"/>
-    <w:lvlOverride w:ilvl="0"/>
-    <w:lvlOverride w:ilvl="1"/>
-    <w:lvlOverride w:ilvl="2"/>
-    <w:lvlOverride w:ilvl="3"/>
-    <w:lvlOverride w:ilvl="4"/>
-    <w:lvlOverride w:ilvl="5"/>
-    <w:lvlOverride w:ilvl="6"/>
-    <w:lvlOverride w:ilvl="7"/>
-    <w:lvlOverride w:ilvl="8"/>
+  </w:num>
+  <w:num w:numId="36" w16cid:durableId="1286548919">
+    <w:abstractNumId w:val="20"/>
   </w:num>
 </w:numbering>
 </file>
 
 <file path=word/styles.xml><?xml version="1.0" encoding="utf-8"?>
-<w:styles xmlns:mc="http://schemas.openxmlformats.org/markup-compatibility/2006" xmlns:r="http://schemas.openxmlformats.org/officeDocument/2006/relationships" xmlns:w="http://schemas.openxmlformats.org/wordprocessingml/2006/main" xmlns:w14="http://schemas.microsoft.com/office/word/2010/wordml" xmlns:w15="http://schemas.microsoft.com/office/word/2012/wordml" xmlns:w16cid="http://schemas.microsoft.com/office/word/2016/wordml/cid" xmlns:w16se="http://schemas.microsoft.com/office/word/2015/wordml/symex" mc:Ignorable="w14 w15 w16se w16cid">
+<w:styles xmlns:mc="http://schemas.openxmlformats.org/markup-compatibility/2006" xmlns:r="http://schemas.openxmlformats.org/officeDocument/2006/relationships" xmlns:w="http://schemas.openxmlformats.org/wordprocessingml/2006/main" xmlns:w14="http://schemas.microsoft.com/office/word/2010/wordml" xmlns:w15="http://schemas.microsoft.com/office/word/2012/wordml" xmlns:w16cex="http://schemas.microsoft.com/office/word/2018/wordml/cex" xmlns:w16cid="http://schemas.microsoft.com/office/word/2016/wordml/cid" xmlns:w16="http://schemas.microsoft.com/office/word/2018/wordml" xmlns:w16du="http://schemas.microsoft.com/office/word/2023/wordml/word16du" xmlns:w16sdtdh="http://schemas.microsoft.com/office/word/2020/wordml/sdtdatahash" xmlns:w16sdtfl="http://schemas.microsoft.com/office/word/2024/wordml/sdtformatlock" xmlns:w16se="http://schemas.microsoft.com/office/word/2015/wordml/symex" mc:Ignorable="w14 w15 w16se w16cid w16 w16cex w16sdtdh w16sdtfl w16du">
   <w:docDefaults>
     <w:rPrDefault>
       <w:rPr>
@@ -7072,7 +7187,7 @@
       </w:pPr>
     </w:pPrDefault>
   </w:docDefaults>
-  <w:latentStyles w:defLockedState="0" w:defUIPriority="99" w:defSemiHidden="0" w:defUnhideWhenUsed="0" w:defQFormat="0" w:count="375">
+  <w:latentStyles w:defLockedState="0" w:defUIPriority="99" w:defSemiHidden="0" w:defUnhideWhenUsed="0" w:defQFormat="0" w:count="376">
     <w:lsdException w:name="Normal" w:uiPriority="0" w:qFormat="1"/>
     <w:lsdException w:name="heading 1" w:uiPriority="9" w:qFormat="1"/>
     <w:lsdException w:name="heading 2" w:semiHidden="1" w:uiPriority="9" w:unhideWhenUsed="1" w:qFormat="1"/>
@@ -7448,6 +7563,7 @@
     <w:lsdException w:name="Smart Hyperlink" w:semiHidden="1" w:unhideWhenUsed="1"/>
     <w:lsdException w:name="Hashtag" w:semiHidden="1" w:unhideWhenUsed="1"/>
     <w:lsdException w:name="Unresolved Mention" w:semiHidden="1" w:unhideWhenUsed="1"/>
+    <w:lsdException w:name="Smart Link" w:semiHidden="1" w:unhideWhenUsed="1"/>
   </w:latentStyles>
   <w:style w:type="paragraph" w:default="1" w:styleId="Normal">
     <w:name w:val="Normal"/>
@@ -8127,7 +8243,7 @@
 </file>
 
 <file path=customXml/itemProps2.xml><?xml version="1.0" encoding="utf-8"?>
-<ds:datastoreItem xmlns:ds="http://schemas.openxmlformats.org/officeDocument/2006/customXml" ds:itemID="{6DD3750A-E454-4CF1-B433-23C4B2EA05E5}">
+<ds:datastoreItem xmlns:ds="http://schemas.openxmlformats.org/officeDocument/2006/customXml" ds:itemID="{A7F4D86A-D38E-403C-9EE6-D501E6822FC0}">
   <ds:schemaRefs>
     <ds:schemaRef ds:uri="http://schemas.openxmlformats.org/officeDocument/2006/bibliography"/>
   </ds:schemaRefs>

--- a/Resume.docx
+++ b/Resume.docx
@@ -80,7 +80,25 @@
           <w:color w:themeColor="background1" w:themeShade="80" w:val="808080"/>
           <w:u w:val="none"/>
         </w:rPr>
-        <w:t xml:space="preserve"> agupta40@charlotte.edu         </w:t>
+        <w:t xml:space="preserve"> </w:t>
+      </w:r>
+      <w:r>
+        <w:rPr>
+          <w:rStyle w:val="Hyperlink"/>
+          <w:rFonts w:cs="Arial" w:ascii="Arial" w:hAnsi="Arial"/>
+          <w:color w:themeColor="background1" w:themeShade="80" w:val="808080"/>
+          <w:u w:val="none"/>
+        </w:rPr>
+        <w:t>gupta.aryan@yahoo.com</w:t>
+      </w:r>
+      <w:r>
+        <w:rPr>
+          <w:rStyle w:val="Hyperlink"/>
+          <w:rFonts w:cs="Arial" w:ascii="Arial" w:hAnsi="Arial"/>
+          <w:color w:themeColor="background1" w:themeShade="80" w:val="808080"/>
+          <w:u w:val="none"/>
+        </w:rPr>
+        <w:t xml:space="preserve">         </w:t>
       </w:r>
       <w:r>
         <w:rPr>
@@ -208,23 +226,7 @@
         </w:rPr>
         <w:t>M.S. in Computer Engineering</w:t>
         <w:tab/>
-        <w:t xml:space="preserve">Aug. 2020 – </w:t>
-      </w:r>
-      <w:r>
-        <w:rPr>
-          <w:rFonts w:cs="Arial" w:ascii="Arial" w:hAnsi="Arial"/>
-          <w:i/>
-          <w:sz w:val="20"/>
-        </w:rPr>
-        <w:t>Dec.</w:t>
-      </w:r>
-      <w:r>
-        <w:rPr>
-          <w:rFonts w:cs="Arial" w:ascii="Arial" w:hAnsi="Arial"/>
-          <w:i/>
-          <w:sz w:val="20"/>
-        </w:rPr>
-        <w:t xml:space="preserve"> 202</w:t>
+        <w:t>Aug. 2020 – Dec. 202</w:t>
       </w:r>
       <w:bookmarkStart w:id="1" w:name="_GoBack"/>
       <w:bookmarkEnd w:id="1"/>
@@ -234,15 +236,7 @@
           <w:i/>
           <w:sz w:val="20"/>
         </w:rPr>
-        <w:t>6</w:t>
-      </w:r>
-      <w:r>
-        <w:rPr>
-          <w:rFonts w:cs="Arial" w:ascii="Arial" w:hAnsi="Arial"/>
-          <w:i/>
-          <w:sz w:val="20"/>
-        </w:rPr>
-        <w:t xml:space="preserve"> (Expected)</w:t>
+        <w:t>6 (Expected)</w:t>
       </w:r>
     </w:p>
     <w:p>
@@ -290,8 +284,8 @@
       </w:tblPr>
       <w:tblGrid>
         <w:gridCol w:w="2970"/>
-        <w:gridCol w:w="2699"/>
-        <w:gridCol w:w="2606"/>
+        <w:gridCol w:w="2698"/>
+        <w:gridCol w:w="2607"/>
         <w:gridCol w:w="2908"/>
       </w:tblGrid>
       <w:tr>
@@ -310,6 +304,7 @@
             <w:pPr>
               <w:pStyle w:val="Normal"/>
               <w:widowControl/>
+              <w:suppressAutoHyphens w:val="true"/>
               <w:spacing w:lineRule="auto" w:line="276" w:before="0" w:after="0"/>
               <w:jc w:val="start"/>
               <w:rPr>
@@ -333,7 +328,7 @@
         </w:tc>
         <w:tc>
           <w:tcPr>
-            <w:tcW w:w="2699" w:type="dxa"/>
+            <w:tcW w:w="2698" w:type="dxa"/>
             <w:tcBorders>
               <w:top w:val="nil"/>
               <w:start w:val="nil"/>
@@ -345,6 +340,7 @@
             <w:pPr>
               <w:pStyle w:val="Normal"/>
               <w:widowControl/>
+              <w:suppressAutoHyphens w:val="true"/>
               <w:spacing w:lineRule="auto" w:line="276" w:before="0" w:after="0"/>
               <w:jc w:val="start"/>
               <w:rPr>
@@ -368,7 +364,7 @@
         </w:tc>
         <w:tc>
           <w:tcPr>
-            <w:tcW w:w="2606" w:type="dxa"/>
+            <w:tcW w:w="2607" w:type="dxa"/>
             <w:tcBorders>
               <w:top w:val="nil"/>
               <w:start w:val="nil"/>
@@ -380,6 +376,7 @@
             <w:pPr>
               <w:pStyle w:val="Normal"/>
               <w:widowControl/>
+              <w:suppressAutoHyphens w:val="true"/>
               <w:spacing w:lineRule="auto" w:line="276" w:before="0" w:after="0"/>
               <w:jc w:val="start"/>
               <w:rPr>
@@ -415,6 +412,7 @@
             <w:pPr>
               <w:pStyle w:val="Normal"/>
               <w:widowControl/>
+              <w:suppressAutoHyphens w:val="true"/>
               <w:spacing w:lineRule="auto" w:line="276" w:before="0" w:after="0"/>
               <w:jc w:val="end"/>
               <w:rPr>
@@ -546,57 +544,7 @@
         </w:rPr>
         <w:t>Software Engineer</w:t>
         <w:tab/>
-        <w:t>Aug. 202</w:t>
-      </w:r>
-      <w:r>
-        <w:rPr>
-          <w:rFonts w:cs="Arial" w:ascii="Arial" w:hAnsi="Arial"/>
-          <w:i/>
-          <w:iCs/>
-          <w:sz w:val="20"/>
-          <w:szCs w:val="20"/>
-        </w:rPr>
-        <w:t>5</w:t>
-      </w:r>
-      <w:r>
-        <w:rPr>
-          <w:rFonts w:cs="Arial" w:ascii="Arial" w:hAnsi="Arial"/>
-          <w:i/>
-          <w:iCs/>
-          <w:sz w:val="20"/>
-          <w:szCs w:val="20"/>
-        </w:rPr>
-        <w:t xml:space="preserve"> – </w:t>
-      </w:r>
-      <w:r>
-        <w:rPr>
-          <w:rFonts w:cs="Arial" w:ascii="Arial" w:hAnsi="Arial"/>
-          <w:i/>
-          <w:iCs/>
-          <w:sz w:val="20"/>
-          <w:szCs w:val="20"/>
-        </w:rPr>
-        <w:t>Aug.</w:t>
-      </w:r>
-      <w:r>
-        <w:rPr>
-          <w:rFonts w:cs="Arial" w:ascii="Arial" w:hAnsi="Arial"/>
-          <w:i/>
-          <w:iCs/>
-          <w:sz w:val="20"/>
-          <w:szCs w:val="20"/>
-        </w:rPr>
-        <w:t xml:space="preserve"> 202</w:t>
-      </w:r>
-      <w:r>
-        <w:rPr>
-          <w:rFonts w:cs="Arial" w:ascii="Arial" w:hAnsi="Arial"/>
-          <w:i/>
-          <w:iCs/>
-          <w:sz w:val="20"/>
-          <w:szCs w:val="20"/>
-        </w:rPr>
-        <w:t>6</w:t>
+        <w:t>Aug. 2025 – Aug. 2026</w:t>
       </w:r>
     </w:p>
     <w:p>
@@ -657,15 +605,7 @@
           <w:sz w:val="20"/>
           <w:szCs w:val="20"/>
         </w:rPr>
-        <w:t xml:space="preserve">Utilize </w:t>
-      </w:r>
-      <w:r>
-        <w:rPr>
-          <w:rFonts w:cs="Arial" w:ascii="Arial" w:hAnsi="Arial"/>
-          <w:sz w:val="20"/>
-          <w:szCs w:val="20"/>
-        </w:rPr>
-        <w:t>Java, AI LLMs, OpenShift containers, Linux, git, Sonar, and Harness pipeline to support code base</w:t>
+        <w:t>Utilize Java, AI LLMs, OpenShift containers, Linux, git, Sonar, and Harness pipeline to support code base</w:t>
       </w:r>
     </w:p>
     <w:p>
@@ -1078,13 +1018,6 @@
           <w:iCs/>
         </w:rPr>
         <w:tab/>
-      </w:r>
-      <w:r>
-        <w:rPr>
-          <w:rFonts w:cs="Arial" w:ascii="Arial" w:hAnsi="Arial"/>
-          <w:i/>
-          <w:iCs/>
-        </w:rPr>
         <w:t>Dec. 2026</w:t>
       </w:r>
     </w:p>
@@ -1648,8 +1581,8 @@
         <w:tblLook w:val="04a0" w:noHBand="0" w:noVBand="1" w:firstColumn="1" w:lastRow="0" w:lastColumn="0" w:firstRow="1"/>
       </w:tblPr>
       <w:tblGrid>
-        <w:gridCol w:w="1592"/>
-        <w:gridCol w:w="2081"/>
+        <w:gridCol w:w="1591"/>
+        <w:gridCol w:w="2082"/>
         <w:gridCol w:w="2104"/>
         <w:gridCol w:w="2032"/>
         <w:gridCol w:w="2559"/>
@@ -1658,7 +1591,7 @@
         <w:trPr/>
         <w:tc>
           <w:tcPr>
-            <w:tcW w:w="1592" w:type="dxa"/>
+            <w:tcW w:w="1591" w:type="dxa"/>
             <w:tcBorders>
               <w:top w:val="nil"/>
               <w:start w:val="nil"/>
@@ -1670,6 +1603,7 @@
             <w:pPr>
               <w:pStyle w:val="Normal"/>
               <w:widowControl/>
+              <w:suppressAutoHyphens w:val="true"/>
               <w:spacing w:lineRule="auto" w:line="240" w:before="0" w:after="0"/>
               <w:jc w:val="start"/>
               <w:rPr>
@@ -1690,7 +1624,7 @@
         </w:tc>
         <w:tc>
           <w:tcPr>
-            <w:tcW w:w="2081" w:type="dxa"/>
+            <w:tcW w:w="2082" w:type="dxa"/>
             <w:tcBorders>
               <w:top w:val="nil"/>
               <w:start w:val="nil"/>
@@ -1702,6 +1636,7 @@
             <w:pPr>
               <w:pStyle w:val="Normal"/>
               <w:widowControl/>
+              <w:suppressAutoHyphens w:val="true"/>
               <w:spacing w:lineRule="auto" w:line="240" w:before="0" w:after="0"/>
               <w:jc w:val="start"/>
               <w:rPr>
@@ -1734,6 +1669,7 @@
             <w:pPr>
               <w:pStyle w:val="Normal"/>
               <w:widowControl/>
+              <w:suppressAutoHyphens w:val="true"/>
               <w:spacing w:lineRule="auto" w:line="240" w:before="0" w:after="0"/>
               <w:jc w:val="start"/>
               <w:rPr>
@@ -1766,6 +1702,7 @@
             <w:pPr>
               <w:pStyle w:val="Normal"/>
               <w:widowControl/>
+              <w:suppressAutoHyphens w:val="true"/>
               <w:spacing w:lineRule="auto" w:line="240" w:before="0" w:after="0"/>
               <w:jc w:val="start"/>
               <w:rPr>
@@ -1798,6 +1735,7 @@
             <w:pPr>
               <w:pStyle w:val="Normal"/>
               <w:widowControl/>
+              <w:suppressAutoHyphens w:val="true"/>
               <w:spacing w:lineRule="auto" w:line="240" w:before="0" w:after="0"/>
               <w:jc w:val="start"/>
               <w:rPr>
@@ -1851,10 +1789,10 @@
       </w:tblPr>
       <w:tblGrid>
         <w:gridCol w:w="2632"/>
-        <w:gridCol w:w="1885"/>
-        <w:gridCol w:w="2474"/>
-        <w:gridCol w:w="1457"/>
-        <w:gridCol w:w="2278"/>
+        <w:gridCol w:w="1884"/>
+        <w:gridCol w:w="2475"/>
+        <w:gridCol w:w="1456"/>
+        <w:gridCol w:w="2279"/>
       </w:tblGrid>
       <w:tr>
         <w:trPr/>
@@ -1872,6 +1810,7 @@
             <w:pPr>
               <w:pStyle w:val="Normal"/>
               <w:widowControl/>
+              <w:suppressAutoHyphens w:val="true"/>
               <w:spacing w:lineRule="auto" w:line="240" w:before="0" w:after="0"/>
               <w:jc w:val="start"/>
               <w:rPr>
@@ -1892,7 +1831,7 @@
         </w:tc>
         <w:tc>
           <w:tcPr>
-            <w:tcW w:w="1885" w:type="dxa"/>
+            <w:tcW w:w="1884" w:type="dxa"/>
             <w:tcBorders>
               <w:top w:val="nil"/>
               <w:start w:val="nil"/>
@@ -1904,6 +1843,7 @@
             <w:pPr>
               <w:pStyle w:val="Normal"/>
               <w:widowControl/>
+              <w:suppressAutoHyphens w:val="true"/>
               <w:spacing w:lineRule="auto" w:line="240" w:before="0" w:after="0"/>
               <w:jc w:val="start"/>
               <w:rPr>
@@ -1924,7 +1864,7 @@
         </w:tc>
         <w:tc>
           <w:tcPr>
-            <w:tcW w:w="2474" w:type="dxa"/>
+            <w:tcW w:w="2475" w:type="dxa"/>
             <w:tcBorders>
               <w:top w:val="nil"/>
               <w:start w:val="nil"/>
@@ -1936,6 +1876,7 @@
             <w:pPr>
               <w:pStyle w:val="Normal"/>
               <w:widowControl/>
+              <w:suppressAutoHyphens w:val="true"/>
               <w:spacing w:lineRule="auto" w:line="240" w:before="0" w:after="0"/>
               <w:jc w:val="start"/>
               <w:rPr>
@@ -1956,7 +1897,7 @@
         </w:tc>
         <w:tc>
           <w:tcPr>
-            <w:tcW w:w="1457" w:type="dxa"/>
+            <w:tcW w:w="1456" w:type="dxa"/>
             <w:tcBorders>
               <w:top w:val="nil"/>
               <w:start w:val="nil"/>
@@ -1968,6 +1909,7 @@
             <w:pPr>
               <w:pStyle w:val="Normal"/>
               <w:widowControl/>
+              <w:suppressAutoHyphens w:val="true"/>
               <w:spacing w:lineRule="auto" w:line="240" w:before="0" w:after="0"/>
               <w:jc w:val="start"/>
               <w:rPr>
@@ -1988,7 +1930,7 @@
         </w:tc>
         <w:tc>
           <w:tcPr>
-            <w:tcW w:w="2278" w:type="dxa"/>
+            <w:tcW w:w="2279" w:type="dxa"/>
             <w:tcBorders>
               <w:top w:val="nil"/>
               <w:start w:val="nil"/>
@@ -2000,6 +1942,7 @@
             <w:pPr>
               <w:pStyle w:val="Normal"/>
               <w:widowControl/>
+              <w:suppressAutoHyphens w:val="true"/>
               <w:spacing w:lineRule="auto" w:line="240" w:before="0" w:after="0"/>
               <w:jc w:val="start"/>
               <w:rPr>
@@ -2054,13 +1997,13 @@
       <w:tblGrid>
         <w:gridCol w:w="920"/>
         <w:gridCol w:w="1189"/>
-        <w:gridCol w:w="1029"/>
-        <w:gridCol w:w="1227"/>
-        <w:gridCol w:w="785"/>
-        <w:gridCol w:w="1349"/>
+        <w:gridCol w:w="1028"/>
+        <w:gridCol w:w="1228"/>
+        <w:gridCol w:w="784"/>
+        <w:gridCol w:w="1350"/>
         <w:gridCol w:w="1544"/>
-        <w:gridCol w:w="992"/>
-        <w:gridCol w:w="970"/>
+        <w:gridCol w:w="991"/>
+        <w:gridCol w:w="971"/>
       </w:tblGrid>
       <w:tr>
         <w:trPr/>
@@ -2078,6 +2021,7 @@
             <w:pPr>
               <w:pStyle w:val="Normal"/>
               <w:widowControl/>
+              <w:suppressAutoHyphens w:val="true"/>
               <w:spacing w:lineRule="auto" w:line="240" w:before="0" w:after="0"/>
               <w:jc w:val="start"/>
               <w:rPr>
@@ -2110,6 +2054,7 @@
             <w:pPr>
               <w:pStyle w:val="Normal"/>
               <w:widowControl/>
+              <w:suppressAutoHyphens w:val="true"/>
               <w:spacing w:lineRule="auto" w:line="240" w:before="0" w:after="0"/>
               <w:jc w:val="start"/>
               <w:rPr>
@@ -2130,7 +2075,7 @@
         </w:tc>
         <w:tc>
           <w:tcPr>
-            <w:tcW w:w="1029" w:type="dxa"/>
+            <w:tcW w:w="1028" w:type="dxa"/>
             <w:tcBorders>
               <w:top w:val="nil"/>
               <w:start w:val="nil"/>
@@ -2142,6 +2087,7 @@
             <w:pPr>
               <w:pStyle w:val="Normal"/>
               <w:widowControl/>
+              <w:suppressAutoHyphens w:val="true"/>
               <w:spacing w:lineRule="auto" w:line="240" w:before="0" w:after="0"/>
               <w:jc w:val="start"/>
               <w:rPr>
@@ -2162,7 +2108,7 @@
         </w:tc>
         <w:tc>
           <w:tcPr>
-            <w:tcW w:w="1227" w:type="dxa"/>
+            <w:tcW w:w="1228" w:type="dxa"/>
             <w:tcBorders>
               <w:top w:val="nil"/>
               <w:start w:val="nil"/>
@@ -2174,6 +2120,7 @@
             <w:pPr>
               <w:pStyle w:val="Normal"/>
               <w:widowControl/>
+              <w:suppressAutoHyphens w:val="true"/>
               <w:spacing w:lineRule="auto" w:line="240" w:before="0" w:after="0"/>
               <w:jc w:val="start"/>
               <w:rPr>
@@ -2194,7 +2141,7 @@
         </w:tc>
         <w:tc>
           <w:tcPr>
-            <w:tcW w:w="785" w:type="dxa"/>
+            <w:tcW w:w="784" w:type="dxa"/>
             <w:tcBorders>
               <w:top w:val="nil"/>
               <w:start w:val="nil"/>
@@ -2206,6 +2153,7 @@
             <w:pPr>
               <w:pStyle w:val="Normal"/>
               <w:widowControl/>
+              <w:suppressAutoHyphens w:val="true"/>
               <w:spacing w:lineRule="auto" w:line="240" w:before="0" w:after="0"/>
               <w:jc w:val="start"/>
               <w:rPr>
@@ -2226,7 +2174,7 @@
         </w:tc>
         <w:tc>
           <w:tcPr>
-            <w:tcW w:w="1349" w:type="dxa"/>
+            <w:tcW w:w="1350" w:type="dxa"/>
             <w:tcBorders>
               <w:top w:val="nil"/>
               <w:start w:val="nil"/>
@@ -2238,6 +2186,7 @@
             <w:pPr>
               <w:pStyle w:val="Normal"/>
               <w:widowControl/>
+              <w:suppressAutoHyphens w:val="true"/>
               <w:spacing w:lineRule="auto" w:line="240" w:before="0" w:after="0"/>
               <w:jc w:val="start"/>
               <w:rPr>
@@ -2270,6 +2219,7 @@
             <w:pPr>
               <w:pStyle w:val="Normal"/>
               <w:widowControl/>
+              <w:suppressAutoHyphens w:val="true"/>
               <w:spacing w:lineRule="auto" w:line="240" w:before="0" w:after="0"/>
               <w:jc w:val="start"/>
               <w:rPr>
@@ -2290,7 +2240,7 @@
         </w:tc>
         <w:tc>
           <w:tcPr>
-            <w:tcW w:w="992" w:type="dxa"/>
+            <w:tcW w:w="991" w:type="dxa"/>
             <w:tcBorders>
               <w:top w:val="nil"/>
               <w:start w:val="nil"/>
@@ -2302,6 +2252,7 @@
             <w:pPr>
               <w:pStyle w:val="Normal"/>
               <w:widowControl/>
+              <w:suppressAutoHyphens w:val="true"/>
               <w:spacing w:lineRule="auto" w:line="240" w:before="0" w:after="0"/>
               <w:jc w:val="start"/>
               <w:rPr>
@@ -2322,7 +2273,7 @@
         </w:tc>
         <w:tc>
           <w:tcPr>
-            <w:tcW w:w="970" w:type="dxa"/>
+            <w:tcW w:w="971" w:type="dxa"/>
             <w:tcBorders>
               <w:top w:val="nil"/>
               <w:start w:val="nil"/>
@@ -2334,6 +2285,7 @@
             <w:pPr>
               <w:pStyle w:val="Normal"/>
               <w:widowControl/>
+              <w:suppressAutoHyphens w:val="true"/>
               <w:spacing w:lineRule="auto" w:line="240" w:before="0" w:after="0"/>
               <w:jc w:val="start"/>
               <w:rPr>
@@ -3779,6 +3731,7 @@
     <w:qFormat/>
     <w:pPr>
       <w:widowControl/>
+      <w:suppressAutoHyphens w:val="true"/>
       <w:bidi w:val="0"/>
       <w:spacing w:lineRule="auto" w:line="259" w:before="0" w:after="160"/>
       <w:jc w:val="start"/>
@@ -3869,14 +3822,21 @@
       <w:szCs w:val="20"/>
     </w:rPr>
   </w:style>
-  <w:style w:type="character" w:styleId="EndnoteCharacters">
-    <w:name w:val="Endnote Characters"/>
+  <w:style w:type="character" w:styleId="EndnoteCharactersuser">
+    <w:name w:val="Endnote Characters (user)"/>
     <w:basedOn w:val="DefaultParagraphFont"/>
     <w:uiPriority w:val="99"/>
     <w:semiHidden/>
     <w:unhideWhenUsed/>
     <w:qFormat/>
     <w:rsid w:val="00f7215c"/>
+    <w:rPr>
+      <w:vertAlign w:val="superscript"/>
+    </w:rPr>
+  </w:style>
+  <w:style w:type="character" w:styleId="EndnoteCharacters">
+    <w:name w:val="Endnote Characters"/>
+    <w:qFormat/>
     <w:rPr>
       <w:vertAlign w:val="superscript"/>
     </w:rPr>
